--- a/templates/rent_standard.docx
+++ b/templates/rent_standard.docx
@@ -2096,7 +2096,7 @@
                 <w:sz w:val="19"/>
                 <w:szCs w:val="19"/>
               </w:rPr>
-              <w:t>{{purpose}</w:t>
+              <w:t>{{purpose}}</w:t>
             </w:r>
           </w:p>
         </w:tc>

--- a/templates/rent_standard.docx
+++ b/templates/rent_standard.docx
@@ -401,25 +401,23 @@
           <w:sz w:val="20"/>
           <w:szCs w:val="20"/>
         </w:rPr>
-        <w:t>{{</w:t>
-      </w:r>
-      <w:proofErr w:type="spellStart"/>
-      <w:r>
-        <w:rPr>
-          <w:rFonts w:ascii="Times New Roman" w:hAnsi="Times New Roman" w:cs="Times New Roman"/>
-          <w:sz w:val="20"/>
-          <w:szCs w:val="20"/>
-        </w:rPr>
-        <w:t>startDate</w:t>
-      </w:r>
-      <w:proofErr w:type="spellEnd"/>
-      <w:r>
-        <w:rPr>
-          <w:rFonts w:ascii="Times New Roman" w:hAnsi="Times New Roman" w:cs="Times New Roman"/>
-          <w:sz w:val="20"/>
-          <w:szCs w:val="20"/>
-        </w:rPr>
-        <w:t>}}-</w:t>
+        <w:t>{{startDate</w:t>
+      </w:r>
+      <w:r>
+        <w:rPr>
+          <w:rFonts w:ascii="Times New Roman" w:hAnsi="Times New Roman" w:cs="Times New Roman"/>
+          <w:sz w:val="20"/>
+          <w:szCs w:val="20"/>
+        </w:rPr>
+        <w:t xml:space="preserve">}}  </w:t>
+      </w:r>
+      <w:r>
+        <w:rPr>
+          <w:rFonts w:ascii="Times New Roman" w:hAnsi="Times New Roman" w:cs="Times New Roman"/>
+          <w:sz w:val="20"/>
+          <w:szCs w:val="20"/>
+        </w:rPr>
+        <w:t>-</w:t>
       </w:r>
       <w:r>
         <w:rPr>
@@ -455,7 +453,25 @@
           <w:szCs w:val="20"/>
           <w:lang w:val="mn-MN"/>
         </w:rPr>
-        <w:t xml:space="preserve">{{contractNumber}} </w:t>
+        <w:t>{{contractNumber</w:t>
+      </w:r>
+      <w:r>
+        <w:rPr>
+          <w:rFonts w:ascii="Times New Roman" w:hAnsi="Times New Roman" w:cs="Times New Roman"/>
+          <w:sz w:val="20"/>
+          <w:szCs w:val="20"/>
+          <w:lang w:val="mn-MN"/>
+        </w:rPr>
+        <w:t xml:space="preserve">}}  </w:t>
+      </w:r>
+      <w:r>
+        <w:rPr>
+          <w:rFonts w:ascii="Times New Roman" w:hAnsi="Times New Roman" w:cs="Times New Roman"/>
+          <w:sz w:val="20"/>
+          <w:szCs w:val="20"/>
+          <w:lang w:val="mn-MN"/>
+        </w:rPr>
+        <w:t xml:space="preserve"> </w:t>
       </w:r>
       <w:r>
         <w:rPr>
@@ -750,113 +766,13 @@
                 <w:lang w:val="mn-MN"/>
               </w:rPr>
             </w:pPr>
-            <w:proofErr w:type="spellStart"/>
             <w:r>
               <w:rPr>
                 <w:rFonts w:ascii="Times New Roman" w:hAnsi="Times New Roman" w:cs="Times New Roman"/>
                 <w:sz w:val="20"/>
                 <w:szCs w:val="20"/>
               </w:rPr>
-              <w:t>Хуулийн</w:t>
-            </w:r>
-            <w:proofErr w:type="spellEnd"/>
-            <w:r>
-              <w:rPr>
-                <w:rFonts w:ascii="Times New Roman" w:hAnsi="Times New Roman" w:cs="Times New Roman"/>
-                <w:sz w:val="20"/>
-                <w:szCs w:val="20"/>
-              </w:rPr>
-              <w:t xml:space="preserve"> </w:t>
-            </w:r>
-            <w:proofErr w:type="spellStart"/>
-            <w:r>
-              <w:rPr>
-                <w:rFonts w:ascii="Times New Roman" w:hAnsi="Times New Roman" w:cs="Times New Roman"/>
-                <w:sz w:val="20"/>
-                <w:szCs w:val="20"/>
-              </w:rPr>
-              <w:t>этгээдийн</w:t>
-            </w:r>
-            <w:proofErr w:type="spellEnd"/>
-            <w:r>
-              <w:rPr>
-                <w:rFonts w:ascii="Times New Roman" w:hAnsi="Times New Roman" w:cs="Times New Roman"/>
-                <w:sz w:val="20"/>
-                <w:szCs w:val="20"/>
-              </w:rPr>
-              <w:t xml:space="preserve"> </w:t>
-            </w:r>
-            <w:proofErr w:type="spellStart"/>
-            <w:r>
-              <w:rPr>
-                <w:rFonts w:ascii="Times New Roman" w:hAnsi="Times New Roman" w:cs="Times New Roman"/>
-                <w:sz w:val="20"/>
-                <w:szCs w:val="20"/>
-              </w:rPr>
-              <w:t>нэр</w:t>
-            </w:r>
-            <w:proofErr w:type="spellEnd"/>
-            <w:r>
-              <w:rPr>
-                <w:rFonts w:ascii="Times New Roman" w:hAnsi="Times New Roman" w:cs="Times New Roman"/>
-                <w:sz w:val="20"/>
-                <w:szCs w:val="20"/>
-              </w:rPr>
-              <w:t>……………………..</w:t>
-            </w:r>
-            <w:proofErr w:type="spellStart"/>
-            <w:r>
-              <w:rPr>
-                <w:rFonts w:ascii="Times New Roman" w:hAnsi="Times New Roman" w:cs="Times New Roman"/>
-                <w:sz w:val="20"/>
-                <w:szCs w:val="20"/>
-              </w:rPr>
-              <w:t>түүнийг</w:t>
-            </w:r>
-            <w:proofErr w:type="spellEnd"/>
-            <w:r>
-              <w:rPr>
-                <w:rFonts w:ascii="Times New Roman" w:hAnsi="Times New Roman" w:cs="Times New Roman"/>
-                <w:sz w:val="20"/>
-                <w:szCs w:val="20"/>
-              </w:rPr>
-              <w:t xml:space="preserve"> </w:t>
-            </w:r>
-            <w:proofErr w:type="spellStart"/>
-            <w:r>
-              <w:rPr>
-                <w:rFonts w:ascii="Times New Roman" w:hAnsi="Times New Roman" w:cs="Times New Roman"/>
-                <w:sz w:val="20"/>
-                <w:szCs w:val="20"/>
-              </w:rPr>
-              <w:t>төлөөлөн</w:t>
-            </w:r>
-            <w:proofErr w:type="spellEnd"/>
-            <w:r>
-              <w:rPr>
-                <w:rFonts w:ascii="Times New Roman" w:hAnsi="Times New Roman" w:cs="Times New Roman"/>
-                <w:sz w:val="20"/>
-                <w:szCs w:val="20"/>
-              </w:rPr>
-              <w:t xml:space="preserve"> </w:t>
-            </w:r>
-            <w:proofErr w:type="spellStart"/>
-            <w:r>
-              <w:rPr>
-                <w:rFonts w:ascii="Times New Roman" w:hAnsi="Times New Roman" w:cs="Times New Roman"/>
-                <w:sz w:val="20"/>
-                <w:szCs w:val="20"/>
-              </w:rPr>
-              <w:t>Захирал</w:t>
-            </w:r>
-            <w:proofErr w:type="spellEnd"/>
-            <w:r>
-              <w:rPr>
-                <w:rFonts w:ascii="Times New Roman" w:hAnsi="Times New Roman" w:cs="Times New Roman"/>
-                <w:sz w:val="20"/>
-                <w:szCs w:val="20"/>
-              </w:rPr>
-              <w:t>/</w:t>
+              <w:t>Хуулийн этгээдийн нэр……………………..түүнийг төлөөлөн Захирал/</w:t>
             </w:r>
             <w:r>
               <w:rPr>
@@ -922,41 +838,13 @@
                 <w:szCs w:val="20"/>
               </w:rPr>
             </w:pPr>
-            <w:proofErr w:type="spellStart"/>
             <w:r>
               <w:rPr>
                 <w:rFonts w:ascii="Times New Roman" w:hAnsi="Times New Roman" w:cs="Times New Roman"/>
                 <w:sz w:val="20"/>
                 <w:szCs w:val="20"/>
               </w:rPr>
-              <w:t>Регистрийн</w:t>
-            </w:r>
-            <w:proofErr w:type="spellEnd"/>
-            <w:r>
-              <w:rPr>
-                <w:rFonts w:ascii="Times New Roman" w:hAnsi="Times New Roman" w:cs="Times New Roman"/>
-                <w:sz w:val="20"/>
-                <w:szCs w:val="20"/>
-              </w:rPr>
-              <w:t xml:space="preserve"> </w:t>
-            </w:r>
-            <w:proofErr w:type="spellStart"/>
-            <w:r>
-              <w:rPr>
-                <w:rFonts w:ascii="Times New Roman" w:hAnsi="Times New Roman" w:cs="Times New Roman"/>
-                <w:sz w:val="20"/>
-                <w:szCs w:val="20"/>
-              </w:rPr>
-              <w:t>дугаар</w:t>
-            </w:r>
-            <w:proofErr w:type="spellEnd"/>
-            <w:r>
-              <w:rPr>
-                <w:rFonts w:ascii="Times New Roman" w:hAnsi="Times New Roman" w:cs="Times New Roman"/>
-                <w:sz w:val="20"/>
-                <w:szCs w:val="20"/>
-              </w:rPr>
-              <w:t>: 6764924</w:t>
+              <w:t>Регистрийн дугаар: 6764924</w:t>
             </w:r>
           </w:p>
           <w:p>
@@ -976,61 +864,7 @@
                 <w:sz w:val="20"/>
                 <w:szCs w:val="20"/>
               </w:rPr>
-              <w:t>“</w:t>
-            </w:r>
-            <w:proofErr w:type="spellStart"/>
-            <w:r>
-              <w:rPr>
-                <w:rFonts w:ascii="Times New Roman" w:hAnsi="Times New Roman" w:cs="Times New Roman"/>
-                <w:sz w:val="20"/>
-                <w:szCs w:val="20"/>
-              </w:rPr>
-              <w:t>Ап</w:t>
-            </w:r>
-            <w:proofErr w:type="spellEnd"/>
-            <w:r>
-              <w:rPr>
-                <w:rFonts w:ascii="Times New Roman" w:hAnsi="Times New Roman" w:cs="Times New Roman"/>
-                <w:sz w:val="20"/>
-                <w:szCs w:val="20"/>
-              </w:rPr>
-              <w:t xml:space="preserve"> </w:t>
-            </w:r>
-            <w:proofErr w:type="spellStart"/>
-            <w:r>
-              <w:rPr>
-                <w:rFonts w:ascii="Times New Roman" w:hAnsi="Times New Roman" w:cs="Times New Roman"/>
-                <w:sz w:val="20"/>
-                <w:szCs w:val="20"/>
-              </w:rPr>
-              <w:t>проперти</w:t>
-            </w:r>
-            <w:proofErr w:type="spellEnd"/>
-            <w:r>
-              <w:rPr>
-                <w:rFonts w:ascii="Times New Roman" w:hAnsi="Times New Roman" w:cs="Times New Roman"/>
-                <w:sz w:val="20"/>
-                <w:szCs w:val="20"/>
-              </w:rPr>
-              <w:t xml:space="preserve"> </w:t>
-            </w:r>
-            <w:proofErr w:type="spellStart"/>
-            <w:r>
-              <w:rPr>
-                <w:rFonts w:ascii="Times New Roman" w:hAnsi="Times New Roman" w:cs="Times New Roman"/>
-                <w:sz w:val="20"/>
-                <w:szCs w:val="20"/>
-              </w:rPr>
-              <w:t>девелопмент</w:t>
-            </w:r>
-            <w:proofErr w:type="spellEnd"/>
-            <w:r>
-              <w:rPr>
-                <w:rFonts w:ascii="Times New Roman" w:hAnsi="Times New Roman" w:cs="Times New Roman"/>
-                <w:sz w:val="20"/>
-                <w:szCs w:val="20"/>
-              </w:rPr>
-              <w:t>” ХХК-</w:t>
+              <w:t>“Ап проперти девелопмент” ХХК-</w:t>
             </w:r>
             <w:r>
               <w:rPr>
@@ -1117,7 +951,16 @@
                 <w:szCs w:val="20"/>
                 <w:lang w:val="mn-MN"/>
               </w:rPr>
-              <w:t>. {{agent}}</w:t>
+              <w:t>. {{agent</w:t>
+            </w:r>
+            <w:r>
+              <w:rPr>
+                <w:rFonts w:ascii="Times New Roman" w:hAnsi="Times New Roman" w:cs="Times New Roman"/>
+                <w:sz w:val="20"/>
+                <w:szCs w:val="20"/>
+                <w:lang w:val="mn-MN"/>
+              </w:rPr>
+              <w:t xml:space="preserve">}}  </w:t>
             </w:r>
             <w:r>
               <w:rPr>
@@ -1158,7 +1001,6 @@
                 <w:szCs w:val="20"/>
               </w:rPr>
             </w:pPr>
-            <w:proofErr w:type="spellStart"/>
             <w:r>
               <w:rPr>
                 <w:rFonts w:ascii="Times New Roman" w:hAnsi="Times New Roman" w:cs="Times New Roman"/>
@@ -1167,7 +1009,6 @@
               </w:rPr>
               <w:t>Иргэн</w:t>
             </w:r>
-            <w:proofErr w:type="spellEnd"/>
           </w:p>
         </w:tc>
         <w:tc>
@@ -1190,7 +1031,23 @@
                 <w:sz w:val="20"/>
                 <w:szCs w:val="20"/>
               </w:rPr>
-              <w:t xml:space="preserve">{{name}} </w:t>
+              <w:t>{{name</w:t>
+            </w:r>
+            <w:r>
+              <w:rPr>
+                <w:rFonts w:ascii="Times New Roman" w:hAnsi="Times New Roman" w:cs="Times New Roman"/>
+                <w:sz w:val="20"/>
+                <w:szCs w:val="20"/>
+              </w:rPr>
+              <w:t xml:space="preserve">}}  </w:t>
+            </w:r>
+            <w:r>
+              <w:rPr>
+                <w:rFonts w:ascii="Times New Roman" w:hAnsi="Times New Roman" w:cs="Times New Roman"/>
+                <w:sz w:val="20"/>
+                <w:szCs w:val="20"/>
+              </w:rPr>
+              <w:t xml:space="preserve"> </w:t>
             </w:r>
           </w:p>
           <w:p>
@@ -1209,7 +1066,23 @@
                 <w:sz w:val="20"/>
                 <w:szCs w:val="20"/>
               </w:rPr>
-              <w:t>(РД: ...........................{{register}})</w:t>
+              <w:t>(РД: {{register</w:t>
+            </w:r>
+            <w:r>
+              <w:rPr>
+                <w:rFonts w:ascii="Times New Roman" w:hAnsi="Times New Roman" w:cs="Times New Roman"/>
+                <w:sz w:val="20"/>
+                <w:szCs w:val="20"/>
+              </w:rPr>
+              <w:t xml:space="preserve">}}  </w:t>
+            </w:r>
+            <w:r>
+              <w:rPr>
+                <w:rFonts w:ascii="Times New Roman" w:hAnsi="Times New Roman" w:cs="Times New Roman"/>
+                <w:sz w:val="20"/>
+                <w:szCs w:val="20"/>
+              </w:rPr>
+              <w:t>)</w:t>
             </w:r>
           </w:p>
         </w:tc>
@@ -1286,151 +1159,7 @@
                 <w:sz w:val="20"/>
                 <w:szCs w:val="20"/>
               </w:rPr>
-              <w:t>(</w:t>
-            </w:r>
-            <w:proofErr w:type="spellStart"/>
-            <w:r>
-              <w:rPr>
-                <w:rFonts w:ascii="Times New Roman" w:hAnsi="Times New Roman" w:cs="Times New Roman"/>
-                <w:sz w:val="20"/>
-                <w:szCs w:val="20"/>
-              </w:rPr>
-              <w:t>Зуучлуулагч</w:t>
-            </w:r>
-            <w:proofErr w:type="spellEnd"/>
-            <w:r>
-              <w:rPr>
-                <w:rFonts w:ascii="Times New Roman" w:hAnsi="Times New Roman" w:cs="Times New Roman"/>
-                <w:sz w:val="20"/>
-                <w:szCs w:val="20"/>
-              </w:rPr>
-              <w:t xml:space="preserve"> </w:t>
-            </w:r>
-            <w:proofErr w:type="spellStart"/>
-            <w:r>
-              <w:rPr>
-                <w:rFonts w:ascii="Times New Roman" w:hAnsi="Times New Roman" w:cs="Times New Roman"/>
-                <w:sz w:val="20"/>
-                <w:szCs w:val="20"/>
-              </w:rPr>
-              <w:t>болон</w:t>
-            </w:r>
-            <w:proofErr w:type="spellEnd"/>
-            <w:r>
-              <w:rPr>
-                <w:rFonts w:ascii="Times New Roman" w:hAnsi="Times New Roman" w:cs="Times New Roman"/>
-                <w:sz w:val="20"/>
-                <w:szCs w:val="20"/>
-              </w:rPr>
-              <w:t xml:space="preserve"> </w:t>
-            </w:r>
-            <w:proofErr w:type="spellStart"/>
-            <w:r>
-              <w:rPr>
-                <w:rFonts w:ascii="Times New Roman" w:hAnsi="Times New Roman" w:cs="Times New Roman"/>
-                <w:sz w:val="20"/>
-                <w:szCs w:val="20"/>
-              </w:rPr>
-              <w:t>зуучлагч</w:t>
-            </w:r>
-            <w:proofErr w:type="spellEnd"/>
-            <w:r>
-              <w:rPr>
-                <w:rFonts w:ascii="Times New Roman" w:hAnsi="Times New Roman" w:cs="Times New Roman"/>
-                <w:sz w:val="20"/>
-                <w:szCs w:val="20"/>
-              </w:rPr>
-              <w:t xml:space="preserve"> </w:t>
-            </w:r>
-            <w:proofErr w:type="spellStart"/>
-            <w:r>
-              <w:rPr>
-                <w:rFonts w:ascii="Times New Roman" w:hAnsi="Times New Roman" w:cs="Times New Roman"/>
-                <w:sz w:val="20"/>
-                <w:szCs w:val="20"/>
-              </w:rPr>
-              <w:t>нарыг</w:t>
-            </w:r>
-            <w:proofErr w:type="spellEnd"/>
-            <w:r>
-              <w:rPr>
-                <w:rFonts w:ascii="Times New Roman" w:hAnsi="Times New Roman" w:cs="Times New Roman"/>
-                <w:sz w:val="20"/>
-                <w:szCs w:val="20"/>
-              </w:rPr>
-              <w:t xml:space="preserve"> </w:t>
-            </w:r>
-            <w:proofErr w:type="spellStart"/>
-            <w:r>
-              <w:rPr>
-                <w:rFonts w:ascii="Times New Roman" w:hAnsi="Times New Roman" w:cs="Times New Roman"/>
-                <w:sz w:val="20"/>
-                <w:szCs w:val="20"/>
-              </w:rPr>
-              <w:t>хамтад</w:t>
-            </w:r>
-            <w:proofErr w:type="spellEnd"/>
-            <w:r>
-              <w:rPr>
-                <w:rFonts w:ascii="Times New Roman" w:hAnsi="Times New Roman" w:cs="Times New Roman"/>
-                <w:sz w:val="20"/>
-                <w:szCs w:val="20"/>
-              </w:rPr>
-              <w:t xml:space="preserve"> </w:t>
-            </w:r>
-            <w:proofErr w:type="spellStart"/>
-            <w:r>
-              <w:rPr>
-                <w:rFonts w:ascii="Times New Roman" w:hAnsi="Times New Roman" w:cs="Times New Roman"/>
-                <w:sz w:val="20"/>
-                <w:szCs w:val="20"/>
-              </w:rPr>
-              <w:t>нь</w:t>
-            </w:r>
-            <w:proofErr w:type="spellEnd"/>
-            <w:r>
-              <w:rPr>
-                <w:rFonts w:ascii="Times New Roman" w:hAnsi="Times New Roman" w:cs="Times New Roman"/>
-                <w:sz w:val="20"/>
-                <w:szCs w:val="20"/>
-              </w:rPr>
-              <w:t xml:space="preserve"> “</w:t>
-            </w:r>
-            <w:proofErr w:type="spellStart"/>
-            <w:r>
-              <w:rPr>
-                <w:rFonts w:ascii="Times New Roman" w:hAnsi="Times New Roman" w:cs="Times New Roman"/>
-                <w:sz w:val="20"/>
-                <w:szCs w:val="20"/>
-              </w:rPr>
-              <w:t>Талууд</w:t>
-            </w:r>
-            <w:proofErr w:type="spellEnd"/>
-            <w:r>
-              <w:rPr>
-                <w:rFonts w:ascii="Times New Roman" w:hAnsi="Times New Roman" w:cs="Times New Roman"/>
-                <w:sz w:val="20"/>
-                <w:szCs w:val="20"/>
-              </w:rPr>
-              <w:t xml:space="preserve">” </w:t>
-            </w:r>
-            <w:proofErr w:type="spellStart"/>
-            <w:r>
-              <w:rPr>
-                <w:rFonts w:ascii="Times New Roman" w:hAnsi="Times New Roman" w:cs="Times New Roman"/>
-                <w:sz w:val="20"/>
-                <w:szCs w:val="20"/>
-              </w:rPr>
-              <w:t>гэнэ</w:t>
-            </w:r>
-            <w:proofErr w:type="spellEnd"/>
-            <w:r>
-              <w:rPr>
-                <w:rFonts w:ascii="Times New Roman" w:hAnsi="Times New Roman" w:cs="Times New Roman"/>
-                <w:sz w:val="20"/>
-                <w:szCs w:val="20"/>
-              </w:rPr>
-              <w:t xml:space="preserve">) </w:t>
+              <w:t xml:space="preserve">(Зуучлуулагч болон зуучлагч нарыг хамтад нь “Талууд” гэнэ) </w:t>
             </w:r>
             <w:r>
               <w:rPr>
@@ -1527,7 +1256,6 @@
                 <w:szCs w:val="20"/>
               </w:rPr>
             </w:pPr>
-            <w:proofErr w:type="spellStart"/>
             <w:r>
               <w:rPr>
                 <w:rFonts w:ascii="Times New Roman" w:hAnsi="Times New Roman" w:cs="Times New Roman"/>
@@ -1536,7 +1264,6 @@
               </w:rPr>
               <w:t>Ашиглалтанд</w:t>
             </w:r>
-            <w:proofErr w:type="spellEnd"/>
           </w:p>
         </w:tc>
         <w:tc>
@@ -1553,34 +1280,14 @@
                 <w:szCs w:val="20"/>
               </w:rPr>
             </w:pPr>
-            <w:proofErr w:type="spellStart"/>
             <w:r>
               <w:rPr>
                 <w:rFonts w:ascii="Times New Roman" w:hAnsi="Times New Roman" w:cs="Times New Roman"/>
                 <w:sz w:val="20"/>
                 <w:szCs w:val="20"/>
               </w:rPr>
-              <w:t>Талбайн</w:t>
+              <w:t>Талбайн зориулалт</w:t>
             </w:r>
-            <w:proofErr w:type="spellEnd"/>
-            <w:r>
-              <w:rPr>
-                <w:rFonts w:ascii="Times New Roman" w:hAnsi="Times New Roman" w:cs="Times New Roman"/>
-                <w:sz w:val="20"/>
-                <w:szCs w:val="20"/>
-              </w:rPr>
-              <w:t xml:space="preserve"> </w:t>
-            </w:r>
-            <w:proofErr w:type="spellStart"/>
-            <w:r>
-              <w:rPr>
-                <w:rFonts w:ascii="Times New Roman" w:hAnsi="Times New Roman" w:cs="Times New Roman"/>
-                <w:sz w:val="20"/>
-                <w:szCs w:val="20"/>
-              </w:rPr>
-              <w:t>зориулалт</w:t>
-            </w:r>
-            <w:proofErr w:type="spellEnd"/>
           </w:p>
         </w:tc>
       </w:tr>
@@ -1608,7 +1315,15 @@
                 <w:sz w:val="20"/>
                 <w:szCs w:val="20"/>
               </w:rPr>
-              <w:t>{{cert}}</w:t>
+              <w:t>{{cert</w:t>
+            </w:r>
+            <w:r>
+              <w:rPr>
+                <w:rFonts w:ascii="Times New Roman" w:hAnsi="Times New Roman" w:cs="Times New Roman"/>
+                <w:sz w:val="20"/>
+                <w:szCs w:val="20"/>
+              </w:rPr>
+              <w:t xml:space="preserve">}}  </w:t>
             </w:r>
           </w:p>
         </w:tc>
@@ -1650,7 +1365,6 @@
                 <w:szCs w:val="20"/>
               </w:rPr>
             </w:pPr>
-            <w:proofErr w:type="spellStart"/>
             <w:r>
               <w:rPr>
                 <w:rFonts w:ascii="Times New Roman" w:hAnsi="Times New Roman" w:cs="Times New Roman"/>
@@ -1659,7 +1373,6 @@
               </w:rPr>
               <w:t>Он</w:t>
             </w:r>
-            <w:proofErr w:type="spellEnd"/>
           </w:p>
         </w:tc>
         <w:tc>
@@ -1682,7 +1395,15 @@
                 <w:sz w:val="20"/>
                 <w:szCs w:val="20"/>
               </w:rPr>
-              <w:t>{{purpose}}</w:t>
+              <w:t>{{purpose</w:t>
+            </w:r>
+            <w:r>
+              <w:rPr>
+                <w:rFonts w:ascii="Times New Roman" w:hAnsi="Times New Roman" w:cs="Times New Roman"/>
+                <w:sz w:val="20"/>
+                <w:szCs w:val="20"/>
+              </w:rPr>
+              <w:t xml:space="preserve">}}  </w:t>
             </w:r>
           </w:p>
         </w:tc>
@@ -1709,7 +1430,6 @@
                 <w:szCs w:val="20"/>
               </w:rPr>
             </w:pPr>
-            <w:proofErr w:type="spellStart"/>
             <w:r>
               <w:rPr>
                 <w:rFonts w:ascii="Times New Roman" w:hAnsi="Times New Roman" w:cs="Times New Roman"/>
@@ -1718,7 +1438,6 @@
               </w:rPr>
               <w:t>Хаяг</w:t>
             </w:r>
-            <w:proofErr w:type="spellEnd"/>
           </w:p>
         </w:tc>
         <w:tc>
@@ -1735,7 +1454,6 @@
                 <w:szCs w:val="20"/>
               </w:rPr>
             </w:pPr>
-            <w:proofErr w:type="spellStart"/>
             <w:r>
               <w:rPr>
                 <w:rFonts w:ascii="Times New Roman" w:hAnsi="Times New Roman" w:cs="Times New Roman"/>
@@ -1744,7 +1462,6 @@
               </w:rPr>
               <w:t>Давхар</w:t>
             </w:r>
-            <w:proofErr w:type="spellEnd"/>
           </w:p>
         </w:tc>
         <w:tc>
@@ -1761,34 +1478,14 @@
                 <w:szCs w:val="20"/>
               </w:rPr>
             </w:pPr>
-            <w:proofErr w:type="spellStart"/>
             <w:r>
               <w:rPr>
                 <w:rFonts w:ascii="Times New Roman" w:hAnsi="Times New Roman" w:cs="Times New Roman"/>
                 <w:sz w:val="20"/>
                 <w:szCs w:val="20"/>
               </w:rPr>
-              <w:t>Өрөөний</w:t>
+              <w:t>Өрөөний тоо</w:t>
             </w:r>
-            <w:proofErr w:type="spellEnd"/>
-            <w:r>
-              <w:rPr>
-                <w:rFonts w:ascii="Times New Roman" w:hAnsi="Times New Roman" w:cs="Times New Roman"/>
-                <w:sz w:val="20"/>
-                <w:szCs w:val="20"/>
-              </w:rPr>
-              <w:t xml:space="preserve"> </w:t>
-            </w:r>
-            <w:proofErr w:type="spellStart"/>
-            <w:r>
-              <w:rPr>
-                <w:rFonts w:ascii="Times New Roman" w:hAnsi="Times New Roman" w:cs="Times New Roman"/>
-                <w:sz w:val="20"/>
-                <w:szCs w:val="20"/>
-              </w:rPr>
-              <w:t>тоо</w:t>
-            </w:r>
-            <w:proofErr w:type="spellEnd"/>
           </w:p>
         </w:tc>
         <w:tc>
@@ -1805,34 +1502,14 @@
                 <w:szCs w:val="20"/>
               </w:rPr>
             </w:pPr>
-            <w:proofErr w:type="spellStart"/>
             <w:r>
               <w:rPr>
                 <w:rFonts w:ascii="Times New Roman" w:hAnsi="Times New Roman" w:cs="Times New Roman"/>
                 <w:sz w:val="20"/>
                 <w:szCs w:val="20"/>
               </w:rPr>
-              <w:t>Талбайн</w:t>
+              <w:t>Талбайн хэмжээ</w:t>
             </w:r>
-            <w:proofErr w:type="spellEnd"/>
-            <w:r>
-              <w:rPr>
-                <w:rFonts w:ascii="Times New Roman" w:hAnsi="Times New Roman" w:cs="Times New Roman"/>
-                <w:sz w:val="20"/>
-                <w:szCs w:val="20"/>
-              </w:rPr>
-              <w:t xml:space="preserve"> </w:t>
-            </w:r>
-            <w:proofErr w:type="spellStart"/>
-            <w:r>
-              <w:rPr>
-                <w:rFonts w:ascii="Times New Roman" w:hAnsi="Times New Roman" w:cs="Times New Roman"/>
-                <w:sz w:val="20"/>
-                <w:szCs w:val="20"/>
-              </w:rPr>
-              <w:t>хэмжээ</w:t>
-            </w:r>
-            <w:proofErr w:type="spellEnd"/>
           </w:p>
         </w:tc>
       </w:tr>
@@ -1861,7 +1538,15 @@
                 <w:sz w:val="20"/>
                 <w:szCs w:val="20"/>
               </w:rPr>
-              <w:t>{{address}}</w:t>
+              <w:t>{{address</w:t>
+            </w:r>
+            <w:r>
+              <w:rPr>
+                <w:rFonts w:ascii="Times New Roman" w:hAnsi="Times New Roman" w:cs="Times New Roman"/>
+                <w:sz w:val="20"/>
+                <w:szCs w:val="20"/>
+              </w:rPr>
+              <w:t xml:space="preserve">}}  </w:t>
             </w:r>
           </w:p>
         </w:tc>
@@ -1917,7 +1602,15 @@
                 <w:sz w:val="20"/>
                 <w:szCs w:val="20"/>
               </w:rPr>
-              <w:t>{{area}}</w:t>
+              <w:t>{{area</w:t>
+            </w:r>
+            <w:r>
+              <w:rPr>
+                <w:rFonts w:ascii="Times New Roman" w:hAnsi="Times New Roman" w:cs="Times New Roman"/>
+                <w:sz w:val="20"/>
+                <w:szCs w:val="20"/>
+              </w:rPr>
+              <w:t xml:space="preserve">}}  </w:t>
             </w:r>
           </w:p>
         </w:tc>
@@ -1941,59 +1634,13 @@
                 <w:szCs w:val="20"/>
               </w:rPr>
             </w:pPr>
-            <w:proofErr w:type="spellStart"/>
             <w:r>
               <w:rPr>
                 <w:rFonts w:ascii="Times New Roman" w:hAnsi="Times New Roman" w:cs="Times New Roman"/>
                 <w:sz w:val="20"/>
                 <w:szCs w:val="20"/>
               </w:rPr>
-              <w:t>Энэхүү</w:t>
-            </w:r>
-            <w:proofErr w:type="spellEnd"/>
-            <w:r>
-              <w:rPr>
-                <w:rFonts w:ascii="Times New Roman" w:hAnsi="Times New Roman" w:cs="Times New Roman"/>
-                <w:sz w:val="20"/>
-                <w:szCs w:val="20"/>
-              </w:rPr>
-              <w:t xml:space="preserve"> </w:t>
-            </w:r>
-            <w:proofErr w:type="spellStart"/>
-            <w:r>
-              <w:rPr>
-                <w:rFonts w:ascii="Times New Roman" w:hAnsi="Times New Roman" w:cs="Times New Roman"/>
-                <w:sz w:val="20"/>
-                <w:szCs w:val="20"/>
-              </w:rPr>
-              <w:t>гэрээний</w:t>
-            </w:r>
-            <w:proofErr w:type="spellEnd"/>
-            <w:r>
-              <w:rPr>
-                <w:rFonts w:ascii="Times New Roman" w:hAnsi="Times New Roman" w:cs="Times New Roman"/>
-                <w:sz w:val="20"/>
-                <w:szCs w:val="20"/>
-              </w:rPr>
-              <w:t xml:space="preserve"> </w:t>
-            </w:r>
-            <w:proofErr w:type="spellStart"/>
-            <w:r>
-              <w:rPr>
-                <w:rFonts w:ascii="Times New Roman" w:hAnsi="Times New Roman" w:cs="Times New Roman"/>
-                <w:sz w:val="20"/>
-                <w:szCs w:val="20"/>
-              </w:rPr>
-              <w:t>хугацаа</w:t>
-            </w:r>
-            <w:proofErr w:type="spellEnd"/>
-            <w:r>
-              <w:rPr>
-                <w:rFonts w:ascii="Times New Roman" w:hAnsi="Times New Roman" w:cs="Times New Roman"/>
-                <w:sz w:val="20"/>
-                <w:szCs w:val="20"/>
-              </w:rPr>
-              <w:t xml:space="preserve"> (</w:t>
+              <w:t>Энэхүү гэрээний хугацаа (</w:t>
             </w:r>
             <w:r>
               <w:rPr>
@@ -2027,41 +1674,13 @@
                 <w:szCs w:val="20"/>
               </w:rPr>
             </w:pPr>
-            <w:proofErr w:type="spellStart"/>
             <w:r>
               <w:rPr>
                 <w:rFonts w:ascii="Times New Roman" w:hAnsi="Times New Roman" w:cs="Times New Roman"/>
                 <w:sz w:val="20"/>
                 <w:szCs w:val="20"/>
               </w:rPr>
-              <w:t>Өмчлөгчийн</w:t>
-            </w:r>
-            <w:proofErr w:type="spellEnd"/>
-            <w:r>
-              <w:rPr>
-                <w:rFonts w:ascii="Times New Roman" w:hAnsi="Times New Roman" w:cs="Times New Roman"/>
-                <w:sz w:val="20"/>
-                <w:szCs w:val="20"/>
-              </w:rPr>
-              <w:t xml:space="preserve"> </w:t>
-            </w:r>
-            <w:proofErr w:type="spellStart"/>
-            <w:r>
-              <w:rPr>
-                <w:rFonts w:ascii="Times New Roman" w:hAnsi="Times New Roman" w:cs="Times New Roman"/>
-                <w:sz w:val="20"/>
-                <w:szCs w:val="20"/>
-              </w:rPr>
-              <w:t>тоо</w:t>
-            </w:r>
-            <w:proofErr w:type="spellEnd"/>
-            <w:r>
-              <w:rPr>
-                <w:rFonts w:ascii="Times New Roman" w:hAnsi="Times New Roman" w:cs="Times New Roman"/>
-                <w:sz w:val="20"/>
-                <w:szCs w:val="20"/>
-              </w:rPr>
-              <w:t xml:space="preserve">: </w:t>
+              <w:t xml:space="preserve">Өмчлөгчийн тоо: </w:t>
             </w:r>
           </w:p>
         </w:tc>
@@ -2080,77 +1699,13 @@
                 <w:szCs w:val="20"/>
               </w:rPr>
             </w:pPr>
-            <w:proofErr w:type="spellStart"/>
             <w:r>
               <w:rPr>
                 <w:rFonts w:ascii="Times New Roman" w:hAnsi="Times New Roman" w:cs="Times New Roman"/>
                 <w:sz w:val="18"/>
                 <w:szCs w:val="18"/>
               </w:rPr>
-              <w:t>Төлөөлж</w:t>
-            </w:r>
-            <w:proofErr w:type="spellEnd"/>
-            <w:r>
-              <w:rPr>
-                <w:rFonts w:ascii="Times New Roman" w:hAnsi="Times New Roman" w:cs="Times New Roman"/>
-                <w:sz w:val="18"/>
-                <w:szCs w:val="18"/>
-              </w:rPr>
-              <w:t xml:space="preserve"> </w:t>
-            </w:r>
-            <w:proofErr w:type="spellStart"/>
-            <w:r>
-              <w:rPr>
-                <w:rFonts w:ascii="Times New Roman" w:hAnsi="Times New Roman" w:cs="Times New Roman"/>
-                <w:sz w:val="18"/>
-                <w:szCs w:val="18"/>
-              </w:rPr>
-              <w:t>гэрээ</w:t>
-            </w:r>
-            <w:proofErr w:type="spellEnd"/>
-            <w:r>
-              <w:rPr>
-                <w:rFonts w:ascii="Times New Roman" w:hAnsi="Times New Roman" w:cs="Times New Roman"/>
-                <w:sz w:val="18"/>
-                <w:szCs w:val="18"/>
-              </w:rPr>
-              <w:t xml:space="preserve"> </w:t>
-            </w:r>
-            <w:proofErr w:type="spellStart"/>
-            <w:r>
-              <w:rPr>
-                <w:rFonts w:ascii="Times New Roman" w:hAnsi="Times New Roman" w:cs="Times New Roman"/>
-                <w:sz w:val="18"/>
-                <w:szCs w:val="18"/>
-              </w:rPr>
-              <w:t>хийсэн</w:t>
-            </w:r>
-            <w:proofErr w:type="spellEnd"/>
-            <w:r>
-              <w:rPr>
-                <w:rFonts w:ascii="Times New Roman" w:hAnsi="Times New Roman" w:cs="Times New Roman"/>
-                <w:sz w:val="18"/>
-                <w:szCs w:val="18"/>
-              </w:rPr>
-              <w:t xml:space="preserve"> </w:t>
-            </w:r>
-            <w:proofErr w:type="spellStart"/>
-            <w:r>
-              <w:rPr>
-                <w:rFonts w:ascii="Times New Roman" w:hAnsi="Times New Roman" w:cs="Times New Roman"/>
-                <w:sz w:val="18"/>
-                <w:szCs w:val="18"/>
-              </w:rPr>
-              <w:t>өмчлөгч</w:t>
-            </w:r>
-            <w:proofErr w:type="spellEnd"/>
-            <w:r>
-              <w:rPr>
-                <w:rFonts w:ascii="Times New Roman" w:hAnsi="Times New Roman" w:cs="Times New Roman"/>
-                <w:sz w:val="18"/>
-                <w:szCs w:val="18"/>
-              </w:rPr>
-              <w:t xml:space="preserve">/ </w:t>
+              <w:t xml:space="preserve">Төлөөлж гэрээ хийсэн өмчлөгч/ </w:t>
             </w:r>
             <w:r>
               <w:rPr>
@@ -2190,34 +1745,14 @@
                 <w:szCs w:val="20"/>
               </w:rPr>
             </w:pPr>
-            <w:proofErr w:type="spellStart"/>
             <w:r>
               <w:rPr>
                 <w:rFonts w:ascii="Times New Roman" w:hAnsi="Times New Roman" w:cs="Times New Roman"/>
                 <w:sz w:val="20"/>
                 <w:szCs w:val="20"/>
               </w:rPr>
-              <w:t>Эхлэх</w:t>
+              <w:t>Эхлэх өдөр</w:t>
             </w:r>
-            <w:proofErr w:type="spellEnd"/>
-            <w:r>
-              <w:rPr>
-                <w:rFonts w:ascii="Times New Roman" w:hAnsi="Times New Roman" w:cs="Times New Roman"/>
-                <w:sz w:val="20"/>
-                <w:szCs w:val="20"/>
-              </w:rPr>
-              <w:t xml:space="preserve"> </w:t>
-            </w:r>
-            <w:proofErr w:type="spellStart"/>
-            <w:r>
-              <w:rPr>
-                <w:rFonts w:ascii="Times New Roman" w:hAnsi="Times New Roman" w:cs="Times New Roman"/>
-                <w:sz w:val="20"/>
-                <w:szCs w:val="20"/>
-              </w:rPr>
-              <w:t>өдөр</w:t>
-            </w:r>
-            <w:proofErr w:type="spellEnd"/>
           </w:p>
         </w:tc>
         <w:tc>
@@ -2234,52 +1769,14 @@
                 <w:szCs w:val="20"/>
               </w:rPr>
             </w:pPr>
-            <w:proofErr w:type="spellStart"/>
             <w:r>
               <w:rPr>
                 <w:rFonts w:ascii="Times New Roman" w:hAnsi="Times New Roman" w:cs="Times New Roman"/>
                 <w:sz w:val="20"/>
                 <w:szCs w:val="20"/>
               </w:rPr>
-              <w:t>Дуусгавар</w:t>
+              <w:t>Дуусгавар болох өдөр</w:t>
             </w:r>
-            <w:proofErr w:type="spellEnd"/>
-            <w:r>
-              <w:rPr>
-                <w:rFonts w:ascii="Times New Roman" w:hAnsi="Times New Roman" w:cs="Times New Roman"/>
-                <w:sz w:val="20"/>
-                <w:szCs w:val="20"/>
-              </w:rPr>
-              <w:t xml:space="preserve"> </w:t>
-            </w:r>
-            <w:proofErr w:type="spellStart"/>
-            <w:r>
-              <w:rPr>
-                <w:rFonts w:ascii="Times New Roman" w:hAnsi="Times New Roman" w:cs="Times New Roman"/>
-                <w:sz w:val="20"/>
-                <w:szCs w:val="20"/>
-              </w:rPr>
-              <w:t>болох</w:t>
-            </w:r>
-            <w:proofErr w:type="spellEnd"/>
-            <w:r>
-              <w:rPr>
-                <w:rFonts w:ascii="Times New Roman" w:hAnsi="Times New Roman" w:cs="Times New Roman"/>
-                <w:sz w:val="20"/>
-                <w:szCs w:val="20"/>
-              </w:rPr>
-              <w:t xml:space="preserve"> </w:t>
-            </w:r>
-            <w:proofErr w:type="spellStart"/>
-            <w:r>
-              <w:rPr>
-                <w:rFonts w:ascii="Times New Roman" w:hAnsi="Times New Roman" w:cs="Times New Roman"/>
-                <w:sz w:val="20"/>
-                <w:szCs w:val="20"/>
-              </w:rPr>
-              <w:t>өдөр</w:t>
-            </w:r>
-            <w:proofErr w:type="spellEnd"/>
           </w:p>
         </w:tc>
         <w:tc>
@@ -2296,7 +1793,6 @@
                 <w:szCs w:val="20"/>
               </w:rPr>
             </w:pPr>
-            <w:proofErr w:type="spellStart"/>
             <w:r>
               <w:rPr>
                 <w:rFonts w:ascii="Times New Roman" w:hAnsi="Times New Roman" w:cs="Times New Roman"/>
@@ -2305,7 +1801,6 @@
               </w:rPr>
               <w:t>Сараар</w:t>
             </w:r>
-            <w:proofErr w:type="spellEnd"/>
           </w:p>
         </w:tc>
         <w:tc>
@@ -2418,34 +1913,14 @@
                 <w:szCs w:val="20"/>
               </w:rPr>
             </w:pPr>
-            <w:proofErr w:type="spellStart"/>
             <w:r>
               <w:rPr>
                 <w:rFonts w:ascii="Times New Roman" w:hAnsi="Times New Roman" w:cs="Times New Roman"/>
                 <w:sz w:val="20"/>
                 <w:szCs w:val="20"/>
               </w:rPr>
-              <w:t>Хуулийн</w:t>
+              <w:t>Хуулийн этгээд</w:t>
             </w:r>
-            <w:proofErr w:type="spellEnd"/>
-            <w:r>
-              <w:rPr>
-                <w:rFonts w:ascii="Times New Roman" w:hAnsi="Times New Roman" w:cs="Times New Roman"/>
-                <w:sz w:val="20"/>
-                <w:szCs w:val="20"/>
-              </w:rPr>
-              <w:t xml:space="preserve"> </w:t>
-            </w:r>
-            <w:proofErr w:type="spellStart"/>
-            <w:r>
-              <w:rPr>
-                <w:rFonts w:ascii="Times New Roman" w:hAnsi="Times New Roman" w:cs="Times New Roman"/>
-                <w:sz w:val="20"/>
-                <w:szCs w:val="20"/>
-              </w:rPr>
-              <w:t>этгээд</w:t>
-            </w:r>
-            <w:proofErr w:type="spellEnd"/>
           </w:p>
           <w:p>
             <w:pPr>
@@ -2503,25 +1978,15 @@
                 <w:sz w:val="20"/>
                 <w:szCs w:val="20"/>
               </w:rPr>
-              <w:t>{{</w:t>
+              <w:t>{{startDate</w:t>
             </w:r>
-            <w:proofErr w:type="spellStart"/>
             <w:r>
               <w:rPr>
                 <w:rFonts w:ascii="Times New Roman" w:hAnsi="Times New Roman" w:cs="Times New Roman"/>
                 <w:sz w:val="20"/>
                 <w:szCs w:val="20"/>
               </w:rPr>
-              <w:t>startDate</w:t>
-            </w:r>
-            <w:proofErr w:type="spellEnd"/>
-            <w:r>
-              <w:rPr>
-                <w:rFonts w:ascii="Times New Roman" w:hAnsi="Times New Roman" w:cs="Times New Roman"/>
-                <w:sz w:val="20"/>
-                <w:szCs w:val="20"/>
-              </w:rPr>
-              <w:t>}}</w:t>
+              <w:t xml:space="preserve">}}  </w:t>
             </w:r>
           </w:p>
         </w:tc>
@@ -2545,25 +2010,15 @@
                 <w:sz w:val="20"/>
                 <w:szCs w:val="20"/>
               </w:rPr>
-              <w:t>{{</w:t>
+              <w:t>{{endDate</w:t>
             </w:r>
-            <w:proofErr w:type="spellStart"/>
             <w:r>
               <w:rPr>
                 <w:rFonts w:ascii="Times New Roman" w:hAnsi="Times New Roman" w:cs="Times New Roman"/>
                 <w:sz w:val="20"/>
                 <w:szCs w:val="20"/>
               </w:rPr>
-              <w:t>endDate</w:t>
-            </w:r>
-            <w:proofErr w:type="spellEnd"/>
-            <w:r>
-              <w:rPr>
-                <w:rFonts w:ascii="Times New Roman" w:hAnsi="Times New Roman" w:cs="Times New Roman"/>
-                <w:sz w:val="20"/>
-                <w:szCs w:val="20"/>
-              </w:rPr>
-              <w:t>}}</w:t>
+              <w:t xml:space="preserve">}}  </w:t>
             </w:r>
           </w:p>
         </w:tc>
@@ -2587,7 +2042,15 @@
                 <w:sz w:val="20"/>
                 <w:szCs w:val="20"/>
               </w:rPr>
-              <w:t>{{duration}}</w:t>
+              <w:t>{{duration</w:t>
+            </w:r>
+            <w:r>
+              <w:rPr>
+                <w:rFonts w:ascii="Times New Roman" w:hAnsi="Times New Roman" w:cs="Times New Roman"/>
+                <w:sz w:val="20"/>
+                <w:szCs w:val="20"/>
+              </w:rPr>
+              <w:t xml:space="preserve">}}  </w:t>
             </w:r>
           </w:p>
         </w:tc>
@@ -2718,59 +2181,13 @@
                 <w:szCs w:val="20"/>
               </w:rPr>
             </w:pPr>
-            <w:proofErr w:type="spellStart"/>
             <w:r>
               <w:rPr>
                 <w:rFonts w:ascii="Times New Roman" w:hAnsi="Times New Roman" w:cs="Times New Roman"/>
                 <w:sz w:val="20"/>
                 <w:szCs w:val="20"/>
               </w:rPr>
-              <w:t>Нотолсон</w:t>
-            </w:r>
-            <w:proofErr w:type="spellEnd"/>
-            <w:r>
-              <w:rPr>
-                <w:rFonts w:ascii="Times New Roman" w:hAnsi="Times New Roman" w:cs="Times New Roman"/>
-                <w:sz w:val="20"/>
-                <w:szCs w:val="20"/>
-              </w:rPr>
-              <w:t xml:space="preserve"> </w:t>
-            </w:r>
-            <w:proofErr w:type="spellStart"/>
-            <w:r>
-              <w:rPr>
-                <w:rFonts w:ascii="Times New Roman" w:hAnsi="Times New Roman" w:cs="Times New Roman"/>
-                <w:sz w:val="20"/>
-                <w:szCs w:val="20"/>
-              </w:rPr>
-              <w:t>гарын</w:t>
-            </w:r>
-            <w:proofErr w:type="spellEnd"/>
-            <w:r>
-              <w:rPr>
-                <w:rFonts w:ascii="Times New Roman" w:hAnsi="Times New Roman" w:cs="Times New Roman"/>
-                <w:sz w:val="20"/>
-                <w:szCs w:val="20"/>
-              </w:rPr>
-              <w:t xml:space="preserve"> </w:t>
-            </w:r>
-            <w:proofErr w:type="spellStart"/>
-            <w:r>
-              <w:rPr>
-                <w:rFonts w:ascii="Times New Roman" w:hAnsi="Times New Roman" w:cs="Times New Roman"/>
-                <w:sz w:val="20"/>
-                <w:szCs w:val="20"/>
-              </w:rPr>
-              <w:t>үсэг</w:t>
-            </w:r>
-            <w:proofErr w:type="spellEnd"/>
-            <w:r>
-              <w:rPr>
-                <w:rFonts w:ascii="Times New Roman" w:hAnsi="Times New Roman" w:cs="Times New Roman"/>
-                <w:sz w:val="20"/>
-                <w:szCs w:val="20"/>
-              </w:rPr>
-              <w:t>:</w:t>
+              <w:t>Нотолсон гарын үсэг:</w:t>
             </w:r>
           </w:p>
           <w:p>
@@ -2837,59 +2254,13 @@
                 <w:szCs w:val="20"/>
               </w:rPr>
             </w:pPr>
-            <w:proofErr w:type="spellStart"/>
             <w:r>
               <w:rPr>
                 <w:rFonts w:ascii="Times New Roman" w:hAnsi="Times New Roman" w:cs="Times New Roman"/>
                 <w:sz w:val="20"/>
                 <w:szCs w:val="20"/>
               </w:rPr>
-              <w:t>Нотолсон</w:t>
-            </w:r>
-            <w:proofErr w:type="spellEnd"/>
-            <w:r>
-              <w:rPr>
-                <w:rFonts w:ascii="Times New Roman" w:hAnsi="Times New Roman" w:cs="Times New Roman"/>
-                <w:sz w:val="20"/>
-                <w:szCs w:val="20"/>
-              </w:rPr>
-              <w:t xml:space="preserve"> </w:t>
-            </w:r>
-            <w:proofErr w:type="spellStart"/>
-            <w:r>
-              <w:rPr>
-                <w:rFonts w:ascii="Times New Roman" w:hAnsi="Times New Roman" w:cs="Times New Roman"/>
-                <w:sz w:val="20"/>
-                <w:szCs w:val="20"/>
-              </w:rPr>
-              <w:t>гарын</w:t>
-            </w:r>
-            <w:proofErr w:type="spellEnd"/>
-            <w:r>
-              <w:rPr>
-                <w:rFonts w:ascii="Times New Roman" w:hAnsi="Times New Roman" w:cs="Times New Roman"/>
-                <w:sz w:val="20"/>
-                <w:szCs w:val="20"/>
-              </w:rPr>
-              <w:t xml:space="preserve"> </w:t>
-            </w:r>
-            <w:proofErr w:type="spellStart"/>
-            <w:r>
-              <w:rPr>
-                <w:rFonts w:ascii="Times New Roman" w:hAnsi="Times New Roman" w:cs="Times New Roman"/>
-                <w:sz w:val="20"/>
-                <w:szCs w:val="20"/>
-              </w:rPr>
-              <w:t>үсэг</w:t>
-            </w:r>
-            <w:proofErr w:type="spellEnd"/>
-            <w:r>
-              <w:rPr>
-                <w:rFonts w:ascii="Times New Roman" w:hAnsi="Times New Roman" w:cs="Times New Roman"/>
-                <w:sz w:val="20"/>
-                <w:szCs w:val="20"/>
-              </w:rPr>
-              <w:t>:</w:t>
+              <w:t>Нотолсон гарын үсэг:</w:t>
             </w:r>
           </w:p>
           <w:p>
@@ -2956,59 +2327,13 @@
                 <w:szCs w:val="20"/>
               </w:rPr>
             </w:pPr>
-            <w:proofErr w:type="spellStart"/>
             <w:r>
               <w:rPr>
                 <w:rFonts w:ascii="Times New Roman" w:hAnsi="Times New Roman" w:cs="Times New Roman"/>
                 <w:sz w:val="20"/>
                 <w:szCs w:val="20"/>
               </w:rPr>
-              <w:t>Нотолсон</w:t>
-            </w:r>
-            <w:proofErr w:type="spellEnd"/>
-            <w:r>
-              <w:rPr>
-                <w:rFonts w:ascii="Times New Roman" w:hAnsi="Times New Roman" w:cs="Times New Roman"/>
-                <w:sz w:val="20"/>
-                <w:szCs w:val="20"/>
-              </w:rPr>
-              <w:t xml:space="preserve"> </w:t>
-            </w:r>
-            <w:proofErr w:type="spellStart"/>
-            <w:r>
-              <w:rPr>
-                <w:rFonts w:ascii="Times New Roman" w:hAnsi="Times New Roman" w:cs="Times New Roman"/>
-                <w:sz w:val="20"/>
-                <w:szCs w:val="20"/>
-              </w:rPr>
-              <w:t>гарын</w:t>
-            </w:r>
-            <w:proofErr w:type="spellEnd"/>
-            <w:r>
-              <w:rPr>
-                <w:rFonts w:ascii="Times New Roman" w:hAnsi="Times New Roman" w:cs="Times New Roman"/>
-                <w:sz w:val="20"/>
-                <w:szCs w:val="20"/>
-              </w:rPr>
-              <w:t xml:space="preserve"> </w:t>
-            </w:r>
-            <w:proofErr w:type="spellStart"/>
-            <w:r>
-              <w:rPr>
-                <w:rFonts w:ascii="Times New Roman" w:hAnsi="Times New Roman" w:cs="Times New Roman"/>
-                <w:sz w:val="20"/>
-                <w:szCs w:val="20"/>
-              </w:rPr>
-              <w:t>үсэг</w:t>
-            </w:r>
-            <w:proofErr w:type="spellEnd"/>
-            <w:r>
-              <w:rPr>
-                <w:rFonts w:ascii="Times New Roman" w:hAnsi="Times New Roman" w:cs="Times New Roman"/>
-                <w:sz w:val="20"/>
-                <w:szCs w:val="20"/>
-              </w:rPr>
-              <w:t>:</w:t>
+              <w:t>Нотолсон гарын үсэг:</w:t>
             </w:r>
           </w:p>
           <w:p>
@@ -3050,142 +2375,14 @@
                 <w:szCs w:val="20"/>
               </w:rPr>
             </w:pPr>
-            <w:proofErr w:type="spellStart"/>
             <w:r>
               <w:rPr>
                 <w:rFonts w:ascii="Times New Roman" w:hAnsi="Times New Roman" w:cs="Times New Roman"/>
                 <w:sz w:val="20"/>
                 <w:szCs w:val="20"/>
               </w:rPr>
-              <w:t>Мэдээллийг</w:t>
+              <w:t>Мэдээллийг цааш төрийн захиргааны байгууллагын хэрэгцээнд илгээхийг зөвшөөрөх</w:t>
             </w:r>
-            <w:proofErr w:type="spellEnd"/>
-            <w:r>
-              <w:rPr>
-                <w:rFonts w:ascii="Times New Roman" w:hAnsi="Times New Roman" w:cs="Times New Roman"/>
-                <w:sz w:val="20"/>
-                <w:szCs w:val="20"/>
-              </w:rPr>
-              <w:t xml:space="preserve"> </w:t>
-            </w:r>
-            <w:proofErr w:type="spellStart"/>
-            <w:r>
-              <w:rPr>
-                <w:rFonts w:ascii="Times New Roman" w:hAnsi="Times New Roman" w:cs="Times New Roman"/>
-                <w:sz w:val="20"/>
-                <w:szCs w:val="20"/>
-              </w:rPr>
-              <w:t>цааш</w:t>
-            </w:r>
-            <w:proofErr w:type="spellEnd"/>
-            <w:r>
-              <w:rPr>
-                <w:rFonts w:ascii="Times New Roman" w:hAnsi="Times New Roman" w:cs="Times New Roman"/>
-                <w:sz w:val="20"/>
-                <w:szCs w:val="20"/>
-              </w:rPr>
-              <w:t xml:space="preserve"> </w:t>
-            </w:r>
-            <w:proofErr w:type="spellStart"/>
-            <w:r>
-              <w:rPr>
-                <w:rFonts w:ascii="Times New Roman" w:hAnsi="Times New Roman" w:cs="Times New Roman"/>
-                <w:sz w:val="20"/>
-                <w:szCs w:val="20"/>
-              </w:rPr>
-              <w:t>төрийн</w:t>
-            </w:r>
-            <w:proofErr w:type="spellEnd"/>
-            <w:r>
-              <w:rPr>
-                <w:rFonts w:ascii="Times New Roman" w:hAnsi="Times New Roman" w:cs="Times New Roman"/>
-                <w:sz w:val="20"/>
-                <w:szCs w:val="20"/>
-              </w:rPr>
-              <w:t xml:space="preserve"> </w:t>
-            </w:r>
-            <w:proofErr w:type="spellStart"/>
-            <w:r>
-              <w:rPr>
-                <w:rFonts w:ascii="Times New Roman" w:hAnsi="Times New Roman" w:cs="Times New Roman"/>
-                <w:sz w:val="20"/>
-                <w:szCs w:val="20"/>
-              </w:rPr>
-              <w:t>захиргааны</w:t>
-            </w:r>
-            <w:proofErr w:type="spellEnd"/>
-            <w:r>
-              <w:rPr>
-                <w:rFonts w:ascii="Times New Roman" w:hAnsi="Times New Roman" w:cs="Times New Roman"/>
-                <w:sz w:val="20"/>
-                <w:szCs w:val="20"/>
-              </w:rPr>
-              <w:t xml:space="preserve"> </w:t>
-            </w:r>
-            <w:proofErr w:type="spellStart"/>
-            <w:r>
-              <w:rPr>
-                <w:rFonts w:ascii="Times New Roman" w:hAnsi="Times New Roman" w:cs="Times New Roman"/>
-                <w:sz w:val="20"/>
-                <w:szCs w:val="20"/>
-              </w:rPr>
-              <w:t>байгууллагын</w:t>
-            </w:r>
-            <w:proofErr w:type="spellEnd"/>
-            <w:r>
-              <w:rPr>
-                <w:rFonts w:ascii="Times New Roman" w:hAnsi="Times New Roman" w:cs="Times New Roman"/>
-                <w:sz w:val="20"/>
-                <w:szCs w:val="20"/>
-              </w:rPr>
-              <w:t xml:space="preserve"> </w:t>
-            </w:r>
-            <w:proofErr w:type="spellStart"/>
-            <w:r>
-              <w:rPr>
-                <w:rFonts w:ascii="Times New Roman" w:hAnsi="Times New Roman" w:cs="Times New Roman"/>
-                <w:sz w:val="20"/>
-                <w:szCs w:val="20"/>
-              </w:rPr>
-              <w:t>хэрэгцээнд</w:t>
-            </w:r>
-            <w:proofErr w:type="spellEnd"/>
-            <w:r>
-              <w:rPr>
-                <w:rFonts w:ascii="Times New Roman" w:hAnsi="Times New Roman" w:cs="Times New Roman"/>
-                <w:sz w:val="20"/>
-                <w:szCs w:val="20"/>
-              </w:rPr>
-              <w:t xml:space="preserve"> </w:t>
-            </w:r>
-            <w:proofErr w:type="spellStart"/>
-            <w:r>
-              <w:rPr>
-                <w:rFonts w:ascii="Times New Roman" w:hAnsi="Times New Roman" w:cs="Times New Roman"/>
-                <w:sz w:val="20"/>
-                <w:szCs w:val="20"/>
-              </w:rPr>
-              <w:t>илгээхийг</w:t>
-            </w:r>
-            <w:proofErr w:type="spellEnd"/>
-            <w:r>
-              <w:rPr>
-                <w:rFonts w:ascii="Times New Roman" w:hAnsi="Times New Roman" w:cs="Times New Roman"/>
-                <w:sz w:val="20"/>
-                <w:szCs w:val="20"/>
-              </w:rPr>
-              <w:t xml:space="preserve"> </w:t>
-            </w:r>
-            <w:proofErr w:type="spellStart"/>
-            <w:r>
-              <w:rPr>
-                <w:rFonts w:ascii="Times New Roman" w:hAnsi="Times New Roman" w:cs="Times New Roman"/>
-                <w:sz w:val="20"/>
-                <w:szCs w:val="20"/>
-              </w:rPr>
-              <w:t>зөвшөөрөх</w:t>
-            </w:r>
-            <w:proofErr w:type="spellEnd"/>
           </w:p>
         </w:tc>
         <w:tc>
@@ -3202,59 +2399,13 @@
                 <w:szCs w:val="20"/>
               </w:rPr>
             </w:pPr>
-            <w:proofErr w:type="spellStart"/>
             <w:r>
               <w:rPr>
                 <w:rFonts w:ascii="Times New Roman" w:hAnsi="Times New Roman" w:cs="Times New Roman"/>
                 <w:sz w:val="20"/>
                 <w:szCs w:val="20"/>
               </w:rPr>
-              <w:t>Нотолсон</w:t>
-            </w:r>
-            <w:proofErr w:type="spellEnd"/>
-            <w:r>
-              <w:rPr>
-                <w:rFonts w:ascii="Times New Roman" w:hAnsi="Times New Roman" w:cs="Times New Roman"/>
-                <w:sz w:val="20"/>
-                <w:szCs w:val="20"/>
-              </w:rPr>
-              <w:t xml:space="preserve"> </w:t>
-            </w:r>
-            <w:proofErr w:type="spellStart"/>
-            <w:r>
-              <w:rPr>
-                <w:rFonts w:ascii="Times New Roman" w:hAnsi="Times New Roman" w:cs="Times New Roman"/>
-                <w:sz w:val="20"/>
-                <w:szCs w:val="20"/>
-              </w:rPr>
-              <w:t>гарын</w:t>
-            </w:r>
-            <w:proofErr w:type="spellEnd"/>
-            <w:r>
-              <w:rPr>
-                <w:rFonts w:ascii="Times New Roman" w:hAnsi="Times New Roman" w:cs="Times New Roman"/>
-                <w:sz w:val="20"/>
-                <w:szCs w:val="20"/>
-              </w:rPr>
-              <w:t xml:space="preserve"> </w:t>
-            </w:r>
-            <w:proofErr w:type="spellStart"/>
-            <w:r>
-              <w:rPr>
-                <w:rFonts w:ascii="Times New Roman" w:hAnsi="Times New Roman" w:cs="Times New Roman"/>
-                <w:sz w:val="20"/>
-                <w:szCs w:val="20"/>
-              </w:rPr>
-              <w:t>үсэг</w:t>
-            </w:r>
-            <w:proofErr w:type="spellEnd"/>
-            <w:r>
-              <w:rPr>
-                <w:rFonts w:ascii="Times New Roman" w:hAnsi="Times New Roman" w:cs="Times New Roman"/>
-                <w:sz w:val="20"/>
-                <w:szCs w:val="20"/>
-              </w:rPr>
-              <w:t>:</w:t>
+              <w:t>Нотолсон гарын үсэг:</w:t>
             </w:r>
           </w:p>
           <w:p>
@@ -3329,7 +2480,15 @@
                 <w:sz w:val="20"/>
                 <w:szCs w:val="20"/>
               </w:rPr>
-              <w:t>{{price}}</w:t>
+              <w:t>{{price</w:t>
+            </w:r>
+            <w:r>
+              <w:rPr>
+                <w:rFonts w:ascii="Times New Roman" w:hAnsi="Times New Roman" w:cs="Times New Roman"/>
+                <w:sz w:val="20"/>
+                <w:szCs w:val="20"/>
+              </w:rPr>
+              <w:t xml:space="preserve">}}  </w:t>
             </w:r>
           </w:p>
         </w:tc>
@@ -3354,41 +2513,13 @@
                 <w:lang w:val="mn-MN"/>
               </w:rPr>
             </w:pPr>
-            <w:proofErr w:type="spellStart"/>
             <w:r>
               <w:rPr>
                 <w:rFonts w:ascii="Times New Roman" w:hAnsi="Times New Roman" w:cs="Times New Roman"/>
                 <w:sz w:val="20"/>
                 <w:szCs w:val="20"/>
               </w:rPr>
-              <w:t>Энэхүү</w:t>
-            </w:r>
-            <w:proofErr w:type="spellEnd"/>
-            <w:r>
-              <w:rPr>
-                <w:rFonts w:ascii="Times New Roman" w:hAnsi="Times New Roman" w:cs="Times New Roman"/>
-                <w:sz w:val="20"/>
-                <w:szCs w:val="20"/>
-              </w:rPr>
-              <w:t xml:space="preserve"> </w:t>
-            </w:r>
-            <w:proofErr w:type="spellStart"/>
-            <w:r>
-              <w:rPr>
-                <w:rFonts w:ascii="Times New Roman" w:hAnsi="Times New Roman" w:cs="Times New Roman"/>
-                <w:sz w:val="20"/>
-                <w:szCs w:val="20"/>
-              </w:rPr>
-              <w:t>гэрээний</w:t>
-            </w:r>
-            <w:proofErr w:type="spellEnd"/>
-            <w:r>
-              <w:rPr>
-                <w:rFonts w:ascii="Times New Roman" w:hAnsi="Times New Roman" w:cs="Times New Roman"/>
-                <w:sz w:val="20"/>
-                <w:szCs w:val="20"/>
-              </w:rPr>
-              <w:t xml:space="preserve"> 4.1-</w:t>
+              <w:t>Энэхүү гэрээний 4.1-</w:t>
             </w:r>
             <w:r>
               <w:rPr>
@@ -3422,25 +2553,15 @@
                 <w:sz w:val="20"/>
                 <w:szCs w:val="20"/>
               </w:rPr>
-              <w:t>{{</w:t>
+              <w:t>{{commissionRate</w:t>
             </w:r>
-            <w:proofErr w:type="spellStart"/>
             <w:r>
               <w:rPr>
                 <w:rFonts w:ascii="Times New Roman" w:hAnsi="Times New Roman" w:cs="Times New Roman"/>
                 <w:sz w:val="20"/>
                 <w:szCs w:val="20"/>
               </w:rPr>
-              <w:t>commissionRate</w:t>
-            </w:r>
-            <w:proofErr w:type="spellEnd"/>
-            <w:r>
-              <w:rPr>
-                <w:rFonts w:ascii="Times New Roman" w:hAnsi="Times New Roman" w:cs="Times New Roman"/>
-                <w:sz w:val="20"/>
-                <w:szCs w:val="20"/>
-              </w:rPr>
-              <w:t>}}</w:t>
+              <w:t xml:space="preserve">}}  </w:t>
             </w:r>
           </w:p>
         </w:tc>
@@ -3464,41 +2585,13 @@
                 <w:szCs w:val="20"/>
               </w:rPr>
             </w:pPr>
-            <w:proofErr w:type="spellStart"/>
             <w:r>
               <w:rPr>
                 <w:rFonts w:ascii="Times New Roman" w:hAnsi="Times New Roman" w:cs="Times New Roman"/>
                 <w:sz w:val="20"/>
                 <w:szCs w:val="20"/>
               </w:rPr>
-              <w:t>Энэхүү</w:t>
-            </w:r>
-            <w:proofErr w:type="spellEnd"/>
-            <w:r>
-              <w:rPr>
-                <w:rFonts w:ascii="Times New Roman" w:hAnsi="Times New Roman" w:cs="Times New Roman"/>
-                <w:sz w:val="20"/>
-                <w:szCs w:val="20"/>
-              </w:rPr>
-              <w:t xml:space="preserve"> </w:t>
-            </w:r>
-            <w:proofErr w:type="spellStart"/>
-            <w:r>
-              <w:rPr>
-                <w:rFonts w:ascii="Times New Roman" w:hAnsi="Times New Roman" w:cs="Times New Roman"/>
-                <w:sz w:val="20"/>
-                <w:szCs w:val="20"/>
-              </w:rPr>
-              <w:t>гэрээний</w:t>
-            </w:r>
-            <w:proofErr w:type="spellEnd"/>
-            <w:r>
-              <w:rPr>
-                <w:rFonts w:ascii="Times New Roman" w:hAnsi="Times New Roman" w:cs="Times New Roman"/>
-                <w:sz w:val="20"/>
-                <w:szCs w:val="20"/>
-              </w:rPr>
-              <w:t xml:space="preserve"> 4.1-</w:t>
+              <w:t>Энэхүү гэрээний 4.1-</w:t>
             </w:r>
             <w:r>
               <w:rPr>
@@ -3532,25 +2625,15 @@
                 <w:sz w:val="20"/>
                 <w:szCs w:val="20"/>
               </w:rPr>
-              <w:t>{{</w:t>
+              <w:t>{{commissionAmount</w:t>
             </w:r>
-            <w:proofErr w:type="spellStart"/>
             <w:r>
               <w:rPr>
                 <w:rFonts w:ascii="Times New Roman" w:hAnsi="Times New Roman" w:cs="Times New Roman"/>
                 <w:sz w:val="20"/>
                 <w:szCs w:val="20"/>
               </w:rPr>
-              <w:t>commissionAmount</w:t>
-            </w:r>
-            <w:proofErr w:type="spellEnd"/>
-            <w:r>
-              <w:rPr>
-                <w:rFonts w:ascii="Times New Roman" w:hAnsi="Times New Roman" w:cs="Times New Roman"/>
-                <w:sz w:val="20"/>
-                <w:szCs w:val="20"/>
-              </w:rPr>
-              <w:t>}}</w:t>
+              <w:t xml:space="preserve">}}  </w:t>
             </w:r>
           </w:p>
         </w:tc>
@@ -3574,59 +2657,13 @@
                 <w:szCs w:val="20"/>
               </w:rPr>
             </w:pPr>
-            <w:proofErr w:type="spellStart"/>
             <w:r>
               <w:rPr>
                 <w:rFonts w:ascii="Times New Roman" w:hAnsi="Times New Roman" w:cs="Times New Roman"/>
                 <w:sz w:val="20"/>
                 <w:szCs w:val="20"/>
               </w:rPr>
-              <w:t>Зуучлалын</w:t>
-            </w:r>
-            <w:proofErr w:type="spellEnd"/>
-            <w:r>
-              <w:rPr>
-                <w:rFonts w:ascii="Times New Roman" w:hAnsi="Times New Roman" w:cs="Times New Roman"/>
-                <w:sz w:val="20"/>
-                <w:szCs w:val="20"/>
-              </w:rPr>
-              <w:t xml:space="preserve"> </w:t>
-            </w:r>
-            <w:proofErr w:type="spellStart"/>
-            <w:r>
-              <w:rPr>
-                <w:rFonts w:ascii="Times New Roman" w:hAnsi="Times New Roman" w:cs="Times New Roman"/>
-                <w:sz w:val="20"/>
-                <w:szCs w:val="20"/>
-              </w:rPr>
-              <w:t>хөлс</w:t>
-            </w:r>
-            <w:proofErr w:type="spellEnd"/>
-            <w:r>
-              <w:rPr>
-                <w:rFonts w:ascii="Times New Roman" w:hAnsi="Times New Roman" w:cs="Times New Roman"/>
-                <w:sz w:val="20"/>
-                <w:szCs w:val="20"/>
-              </w:rPr>
-              <w:t xml:space="preserve"> </w:t>
-            </w:r>
-            <w:proofErr w:type="spellStart"/>
-            <w:r>
-              <w:rPr>
-                <w:rFonts w:ascii="Times New Roman" w:hAnsi="Times New Roman" w:cs="Times New Roman"/>
-                <w:sz w:val="20"/>
-                <w:szCs w:val="20"/>
-              </w:rPr>
-              <w:t>үсгээр</w:t>
-            </w:r>
-            <w:proofErr w:type="spellEnd"/>
-            <w:r>
-              <w:rPr>
-                <w:rFonts w:ascii="Times New Roman" w:hAnsi="Times New Roman" w:cs="Times New Roman"/>
-                <w:sz w:val="20"/>
-                <w:szCs w:val="20"/>
-              </w:rPr>
-              <w:t>:………………………………………………………………………………………………..</w:t>
+              <w:t>Зуучлалын хөлс үсгээр:………………………………………………………………………………………………..</w:t>
             </w:r>
           </w:p>
         </w:tc>
@@ -3697,7 +2734,6 @@
           <w:szCs w:val="20"/>
           <w:lang w:val="mn-MN"/>
         </w:rPr>
-        <w:lastRenderedPageBreak/>
         <w:t>НЭГ. ЕРӨНХИЙ НӨХЦӨЛ</w:t>
       </w:r>
     </w:p>
@@ -3889,7 +2925,25 @@
           <w:szCs w:val="20"/>
           <w:lang w:val="mn-MN"/>
         </w:rPr>
-        <w:t xml:space="preserve">{{duration}} </w:t>
+        <w:t>{{duration</w:t>
+      </w:r>
+      <w:r>
+        <w:rPr>
+          <w:rFonts w:ascii="Times New Roman" w:hAnsi="Times New Roman" w:cs="Times New Roman"/>
+          <w:sz w:val="20"/>
+          <w:szCs w:val="20"/>
+          <w:lang w:val="mn-MN"/>
+        </w:rPr>
+        <w:t xml:space="preserve">}}  </w:t>
+      </w:r>
+      <w:r>
+        <w:rPr>
+          <w:rFonts w:ascii="Times New Roman" w:hAnsi="Times New Roman" w:cs="Times New Roman"/>
+          <w:sz w:val="20"/>
+          <w:szCs w:val="20"/>
+          <w:lang w:val="mn-MN"/>
+        </w:rPr>
+        <w:t xml:space="preserve"> </w:t>
       </w:r>
       <w:r>
         <w:rPr>
@@ -3907,7 +2961,25 @@
           <w:szCs w:val="20"/>
           <w:lang w:val="mn-MN"/>
         </w:rPr>
-        <w:t xml:space="preserve">{{startDate}} </w:t>
+        <w:t>{{startDate</w:t>
+      </w:r>
+      <w:r>
+        <w:rPr>
+          <w:rFonts w:ascii="Times New Roman" w:hAnsi="Times New Roman" w:cs="Times New Roman"/>
+          <w:sz w:val="20"/>
+          <w:szCs w:val="20"/>
+          <w:lang w:val="mn-MN"/>
+        </w:rPr>
+        <w:t xml:space="preserve">}}  </w:t>
+      </w:r>
+      <w:r>
+        <w:rPr>
+          <w:rFonts w:ascii="Times New Roman" w:hAnsi="Times New Roman" w:cs="Times New Roman"/>
+          <w:sz w:val="20"/>
+          <w:szCs w:val="20"/>
+          <w:lang w:val="mn-MN"/>
+        </w:rPr>
+        <w:t xml:space="preserve"> </w:t>
       </w:r>
       <w:r>
         <w:rPr>
@@ -3943,7 +3015,16 @@
           <w:szCs w:val="20"/>
           <w:lang w:val="mn-MN"/>
         </w:rPr>
-        <w:t>{{endDate}}</w:t>
+        <w:t>{{endDate</w:t>
+      </w:r>
+      <w:r>
+        <w:rPr>
+          <w:rFonts w:ascii="Times New Roman" w:hAnsi="Times New Roman" w:cs="Times New Roman"/>
+          <w:sz w:val="20"/>
+          <w:szCs w:val="20"/>
+          <w:lang w:val="mn-MN"/>
+        </w:rPr>
+        <w:t xml:space="preserve">}}  </w:t>
       </w:r>
       <w:r>
         <w:rPr>
@@ -5278,6 +4359,7 @@
           <w:szCs w:val="20"/>
           <w:lang w:val="mn-MN"/>
         </w:rPr>
+        <w:lastRenderedPageBreak/>
         <w:t>Гэрээний хугацаа дуусгавар болохоос өмнө үл хөдлөх эд хөрөнгийг худалдсан бол;</w:t>
       </w:r>
     </w:p>
@@ -5305,7 +4387,6 @@
           <w:szCs w:val="20"/>
           <w:lang w:val="mn-MN"/>
         </w:rPr>
-        <w:lastRenderedPageBreak/>
         <w:t xml:space="preserve">Гэрээний хугацаа дууссанаас хойш Зуучлагч нь Зуучлуулагчид тухайн үл хөдлөх эд хөрөнгийг боломжит </w:t>
       </w:r>
       <w:r>
@@ -6408,6 +5489,7 @@
           <w:szCs w:val="20"/>
           <w:lang w:val="mn-MN"/>
         </w:rPr>
+        <w:lastRenderedPageBreak/>
         <w:t>Зуучлуулагчийн эрх:</w:t>
       </w:r>
     </w:p>
@@ -6437,7 +5519,6 @@
           <w:szCs w:val="20"/>
           <w:lang w:val="mn-MN"/>
         </w:rPr>
-        <w:lastRenderedPageBreak/>
         <w:t>Зуучлуулагч нь Зуучлагч болон Агентад тухайн Үл хөдлөх эд хөрөнгийг сурталчлан худалдах, маркетингийн үйл ажиллагаа явуулах эрхийг нь олгож, чиглэл өгч болно;</w:t>
       </w:r>
     </w:p>
@@ -7308,18 +6389,8 @@
           <w:szCs w:val="20"/>
           <w:lang w:val="mn-MN"/>
         </w:rPr>
-        <w:t xml:space="preserve">Зуучлагч нь үл хөдлөх хөрөнгийг танилцуулах явцад барилгын хийц бүтээц, засвар, үйлчилгээний чанар, онцлог байдлын улмаас боломжит худалдан авагч, түүнтэй хамт танилцаж явсан этгээд болон агентийн амь нас, эрүүл </w:t>
-      </w:r>
-      <w:r>
-        <w:rPr>
-          <w:rFonts w:ascii="Times New Roman" w:hAnsi="Times New Roman" w:cs="Times New Roman"/>
-          <w:bCs/>
-          <w:sz w:val="20"/>
-          <w:szCs w:val="20"/>
-          <w:lang w:val="mn-MN"/>
-        </w:rPr>
         <w:lastRenderedPageBreak/>
-        <w:t xml:space="preserve">мэнд, эд хөрөнгөд аливаа хохирол учирсан тохиолдолд Зуучлуулагч үр дагаврыг хариуцах ба харин тухайн нөхцөл байдлын аюулгүйн зааварчилгааг Зуучлагчид урьдчилан өгсөн буюу анхааруулсан бол Зуучлуулагч хариуцлагаас чөлөөлөгдөнө. </w:t>
+        <w:t xml:space="preserve">Зуучлагч нь үл хөдлөх хөрөнгийг танилцуулах явцад барилгын хийц бүтээц, засвар, үйлчилгээний чанар, онцлог байдлын улмаас боломжит худалдан авагч, түүнтэй хамт танилцаж явсан этгээд болон агентийн амь нас, эрүүл мэнд, эд хөрөнгөд аливаа хохирол учирсан тохиолдолд Зуучлуулагч үр дагаврыг хариуцах ба харин тухайн нөхцөл байдлын аюулгүйн зааварчилгааг Зуучлагчид урьдчилан өгсөн буюу анхааруулсан бол Зуучлуулагч хариуцлагаас чөлөөлөгдөнө. </w:t>
       </w:r>
     </w:p>
     <w:p>
@@ -8291,6 +7362,7 @@
           <w:szCs w:val="20"/>
           <w:lang w:val="mn-MN"/>
         </w:rPr>
+        <w:lastRenderedPageBreak/>
         <w:t>Гэрээний аль нэг талын хувьцаа эзэмшигч, төлөөлөн удирдах зөвлөл, гүйцэтгэх удирдлага, үйл ажиллагааны чиглэл өөрчлөгдсөн нь энэхүү гэрээг цуцлах үндэслэл болохгүй.</w:t>
       </w:r>
     </w:p>
@@ -8322,7 +7394,6 @@
           <w:szCs w:val="20"/>
           <w:lang w:val="mn-MN"/>
         </w:rPr>
-        <w:lastRenderedPageBreak/>
         <w:t>Энэхүү</w:t>
       </w:r>
       <w:r>
@@ -8625,7 +7696,15 @@
           <w:b/>
           <w:lang w:val="mn-MN"/>
         </w:rPr>
-        <w:t>{{name}}</w:t>
+        <w:t>{{name</w:t>
+      </w:r>
+      <w:r>
+        <w:rPr>
+          <w:rFonts w:ascii="Times New Roman" w:hAnsi="Times New Roman" w:cs="Times New Roman"/>
+          <w:b/>
+          <w:lang w:val="mn-MN"/>
+        </w:rPr>
+        <w:t xml:space="preserve">}}  </w:t>
       </w:r>
       <w:r>
         <w:rPr>
@@ -8727,7 +7806,17 @@
           <w:szCs w:val="22"/>
           <w:lang w:val="mn-MN"/>
         </w:rPr>
-        <w:t>{{register}}</w:t>
+        <w:t>{{register</w:t>
+      </w:r>
+      <w:r>
+        <w:rPr>
+          <w:rFonts w:ascii="Times New Roman" w:hAnsi="Times New Roman" w:cs="Times New Roman"/>
+          <w:b/>
+          <w:sz w:val="22"/>
+          <w:szCs w:val="22"/>
+          <w:lang w:val="mn-MN"/>
+        </w:rPr>
+        <w:t xml:space="preserve">}}  </w:t>
       </w:r>
     </w:p>
     <w:p>
@@ -8773,7 +7862,17 @@
           <w:szCs w:val="22"/>
           <w:lang w:val="mn-MN"/>
         </w:rPr>
-        <w:t>{{residentialAddress}}</w:t>
+        <w:t>{{residentialAddress</w:t>
+      </w:r>
+      <w:r>
+        <w:rPr>
+          <w:rFonts w:ascii="Times New Roman" w:hAnsi="Times New Roman" w:cs="Times New Roman"/>
+          <w:b/>
+          <w:sz w:val="22"/>
+          <w:szCs w:val="22"/>
+          <w:lang w:val="mn-MN"/>
+        </w:rPr>
+        <w:t xml:space="preserve">}}  </w:t>
       </w:r>
     </w:p>
     <w:p>
@@ -8809,7 +7908,17 @@
           <w:szCs w:val="19"/>
           <w:lang w:val="mn-MN"/>
         </w:rPr>
-        <w:t>{{email}}</w:t>
+        <w:t>{{email</w:t>
+      </w:r>
+      <w:r>
+        <w:rPr>
+          <w:rFonts w:ascii="Tahoma" w:hAnsi="Tahoma" w:cs="Tahoma"/>
+          <w:b/>
+          <w:sz w:val="19"/>
+          <w:szCs w:val="19"/>
+          <w:lang w:val="mn-MN"/>
+        </w:rPr>
+        <w:t xml:space="preserve">}}  </w:t>
       </w:r>
     </w:p>
     <w:p>
@@ -8855,7 +7964,17 @@
           <w:szCs w:val="22"/>
           <w:lang w:val="mn-MN"/>
         </w:rPr>
-        <w:t>{{phone}}</w:t>
+        <w:t>{{phone</w:t>
+      </w:r>
+      <w:r>
+        <w:rPr>
+          <w:rFonts w:ascii="Times New Roman" w:hAnsi="Times New Roman" w:cs="Times New Roman"/>
+          <w:b/>
+          <w:sz w:val="22"/>
+          <w:szCs w:val="22"/>
+          <w:lang w:val="mn-MN"/>
+        </w:rPr>
+        <w:t xml:space="preserve">}}  </w:t>
       </w:r>
     </w:p>
     <w:p>
@@ -9001,7 +8120,17 @@
           <w:szCs w:val="22"/>
           <w:lang w:val="mn-MN"/>
         </w:rPr>
-        <w:t>{{name2}}</w:t>
+        <w:t>{{name2</w:t>
+      </w:r>
+      <w:r>
+        <w:rPr>
+          <w:rFonts w:ascii="Times New Roman" w:hAnsi="Times New Roman" w:cs="Times New Roman"/>
+          <w:b/>
+          <w:sz w:val="22"/>
+          <w:szCs w:val="22"/>
+          <w:lang w:val="mn-MN"/>
+        </w:rPr>
+        <w:t xml:space="preserve">}}  </w:t>
       </w:r>
       <w:r>
         <w:rPr>
@@ -9088,7 +8217,15 @@
           <w:b/>
           <w:lang w:val="mn-MN"/>
         </w:rPr>
-        <w:t>{{register2}}</w:t>
+        <w:t>{{register2</w:t>
+      </w:r>
+      <w:r>
+        <w:rPr>
+          <w:rFonts w:ascii="Times New Roman" w:hAnsi="Times New Roman" w:cs="Times New Roman"/>
+          <w:b/>
+          <w:lang w:val="mn-MN"/>
+        </w:rPr>
+        <w:t xml:space="preserve">}}  </w:t>
       </w:r>
     </w:p>
     <w:p>
@@ -9360,19 +8497,8 @@
           <w:sz w:val="22"/>
           <w:szCs w:val="22"/>
         </w:rPr>
-        <w:t xml:space="preserve">J Tower 908 </w:t>
-      </w:r>
-      <w:proofErr w:type="spellStart"/>
-      <w:r>
-        <w:rPr>
-          <w:rFonts w:ascii="Times New Roman" w:hAnsi="Times New Roman" w:cs="Times New Roman"/>
-          <w:bCs/>
-          <w:sz w:val="22"/>
-          <w:szCs w:val="22"/>
-        </w:rPr>
-        <w:t>тоот</w:t>
-      </w:r>
-      <w:proofErr w:type="spellEnd"/>
+        <w:t>J Tower 908 тоот</w:t>
+      </w:r>
     </w:p>
     <w:p>
       <w:pPr>
@@ -9477,7 +8603,15 @@
           <w:b/>
           <w:lang w:val="mn-MN"/>
         </w:rPr>
-        <w:t>{{register2}}</w:t>
+        <w:t>{{register2</w:t>
+      </w:r>
+      <w:r>
+        <w:rPr>
+          <w:rFonts w:ascii="Times New Roman" w:hAnsi="Times New Roman" w:cs="Times New Roman"/>
+          <w:b/>
+          <w:lang w:val="mn-MN"/>
+        </w:rPr>
+        <w:t xml:space="preserve">}}  </w:t>
       </w:r>
       <w:r>
         <w:rPr>

--- a/templates/rent_standard.docx
+++ b/templates/rent_standard.docx
@@ -401,15 +401,15 @@
           <w:sz w:val="20"/>
           <w:szCs w:val="20"/>
         </w:rPr>
-        <w:t>{{startDate</w:t>
-      </w:r>
-      <w:r>
-        <w:rPr>
-          <w:rFonts w:ascii="Times New Roman" w:hAnsi="Times New Roman" w:cs="Times New Roman"/>
-          <w:sz w:val="20"/>
-          <w:szCs w:val="20"/>
-        </w:rPr>
-        <w:t xml:space="preserve">}}  </w:t>
+        <w:t>{{startDate}}</w:t>
+      </w:r>
+      <w:r>
+        <w:rPr>
+          <w:rFonts w:ascii="Times New Roman" w:hAnsi="Times New Roman" w:cs="Times New Roman"/>
+          <w:sz w:val="20"/>
+          <w:szCs w:val="20"/>
+        </w:rPr>
+        <w:t xml:space="preserve" w:space="preserve">  </w:t>
       </w:r>
       <w:r>
         <w:rPr>
@@ -453,16 +453,16 @@
           <w:szCs w:val="20"/>
           <w:lang w:val="mn-MN"/>
         </w:rPr>
-        <w:t>{{contractNumber</w:t>
-      </w:r>
-      <w:r>
-        <w:rPr>
-          <w:rFonts w:ascii="Times New Roman" w:hAnsi="Times New Roman" w:cs="Times New Roman"/>
-          <w:sz w:val="20"/>
-          <w:szCs w:val="20"/>
-          <w:lang w:val="mn-MN"/>
-        </w:rPr>
-        <w:t xml:space="preserve">}}  </w:t>
+        <w:t>{{contractNumber}}</w:t>
+      </w:r>
+      <w:r>
+        <w:rPr>
+          <w:rFonts w:ascii="Times New Roman" w:hAnsi="Times New Roman" w:cs="Times New Roman"/>
+          <w:sz w:val="20"/>
+          <w:szCs w:val="20"/>
+          <w:lang w:val="mn-MN"/>
+        </w:rPr>
+        <w:t xml:space="preserve" w:space="preserve">  </w:t>
       </w:r>
       <w:r>
         <w:rPr>
@@ -951,7 +951,7 @@
                 <w:szCs w:val="20"/>
                 <w:lang w:val="mn-MN"/>
               </w:rPr>
-              <w:t>. {{agent</w:t>
+              <w:t w:space="preserve">. {{agent}}</w:t>
             </w:r>
             <w:r>
               <w:rPr>
@@ -960,7 +960,7 @@
                 <w:szCs w:val="20"/>
                 <w:lang w:val="mn-MN"/>
               </w:rPr>
-              <w:t xml:space="preserve">}}  </w:t>
+              <w:t xml:space="preserve" w:space="preserve">  </w:t>
             </w:r>
             <w:r>
               <w:rPr>
@@ -1031,7 +1031,7 @@
                 <w:sz w:val="20"/>
                 <w:szCs w:val="20"/>
               </w:rPr>
-              <w:t>{{name</w:t>
+              <w:t>{{name}}</w:t>
             </w:r>
             <w:r>
               <w:rPr>
@@ -1039,7 +1039,7 @@
                 <w:sz w:val="20"/>
                 <w:szCs w:val="20"/>
               </w:rPr>
-              <w:t xml:space="preserve">}}  </w:t>
+              <w:t xml:space="preserve" w:space="preserve">  </w:t>
             </w:r>
             <w:r>
               <w:rPr>
@@ -1066,7 +1066,7 @@
                 <w:sz w:val="20"/>
                 <w:szCs w:val="20"/>
               </w:rPr>
-              <w:t>(РД: {{register</w:t>
+              <w:t w:space="preserve">(РД: {{register}}</w:t>
             </w:r>
             <w:r>
               <w:rPr>
@@ -1074,7 +1074,7 @@
                 <w:sz w:val="20"/>
                 <w:szCs w:val="20"/>
               </w:rPr>
-              <w:t xml:space="preserve">}}  </w:t>
+              <w:t xml:space="preserve" w:space="preserve">  </w:t>
             </w:r>
             <w:r>
               <w:rPr>
@@ -1315,7 +1315,7 @@
                 <w:sz w:val="20"/>
                 <w:szCs w:val="20"/>
               </w:rPr>
-              <w:t>{{cert</w:t>
+              <w:t>{{cert}}</w:t>
             </w:r>
             <w:r>
               <w:rPr>
@@ -1323,7 +1323,7 @@
                 <w:sz w:val="20"/>
                 <w:szCs w:val="20"/>
               </w:rPr>
-              <w:t xml:space="preserve">}}  </w:t>
+              <w:t xml:space="preserve" w:space="preserve">  </w:t>
             </w:r>
           </w:p>
         </w:tc>
@@ -1395,7 +1395,7 @@
                 <w:sz w:val="20"/>
                 <w:szCs w:val="20"/>
               </w:rPr>
-              <w:t>{{purpose</w:t>
+              <w:t>{{purpose}}</w:t>
             </w:r>
             <w:r>
               <w:rPr>
@@ -1403,7 +1403,7 @@
                 <w:sz w:val="20"/>
                 <w:szCs w:val="20"/>
               </w:rPr>
-              <w:t xml:space="preserve">}}  </w:t>
+              <w:t xml:space="preserve" w:space="preserve">  </w:t>
             </w:r>
           </w:p>
         </w:tc>
@@ -1538,7 +1538,7 @@
                 <w:sz w:val="20"/>
                 <w:szCs w:val="20"/>
               </w:rPr>
-              <w:t>{{address</w:t>
+              <w:t>{{address}}</w:t>
             </w:r>
             <w:r>
               <w:rPr>
@@ -1546,7 +1546,7 @@
                 <w:sz w:val="20"/>
                 <w:szCs w:val="20"/>
               </w:rPr>
-              <w:t xml:space="preserve">}}  </w:t>
+              <w:t xml:space="preserve" w:space="preserve">  </w:t>
             </w:r>
           </w:p>
         </w:tc>
@@ -1602,7 +1602,7 @@
                 <w:sz w:val="20"/>
                 <w:szCs w:val="20"/>
               </w:rPr>
-              <w:t>{{area</w:t>
+              <w:t>{{area}}</w:t>
             </w:r>
             <w:r>
               <w:rPr>
@@ -1610,7 +1610,7 @@
                 <w:sz w:val="20"/>
                 <w:szCs w:val="20"/>
               </w:rPr>
-              <w:t xml:space="preserve">}}  </w:t>
+              <w:t xml:space="preserve" w:space="preserve">  </w:t>
             </w:r>
           </w:p>
         </w:tc>
@@ -1978,7 +1978,7 @@
                 <w:sz w:val="20"/>
                 <w:szCs w:val="20"/>
               </w:rPr>
-              <w:t>{{startDate</w:t>
+              <w:t>{{startDate}}</w:t>
             </w:r>
             <w:r>
               <w:rPr>
@@ -1986,7 +1986,7 @@
                 <w:sz w:val="20"/>
                 <w:szCs w:val="20"/>
               </w:rPr>
-              <w:t xml:space="preserve">}}  </w:t>
+              <w:t xml:space="preserve" w:space="preserve">  </w:t>
             </w:r>
           </w:p>
         </w:tc>
@@ -2010,7 +2010,7 @@
                 <w:sz w:val="20"/>
                 <w:szCs w:val="20"/>
               </w:rPr>
-              <w:t>{{endDate</w:t>
+              <w:t>{{endDate}}</w:t>
             </w:r>
             <w:r>
               <w:rPr>
@@ -2018,7 +2018,7 @@
                 <w:sz w:val="20"/>
                 <w:szCs w:val="20"/>
               </w:rPr>
-              <w:t xml:space="preserve">}}  </w:t>
+              <w:t xml:space="preserve" w:space="preserve">  </w:t>
             </w:r>
           </w:p>
         </w:tc>
@@ -2042,7 +2042,7 @@
                 <w:sz w:val="20"/>
                 <w:szCs w:val="20"/>
               </w:rPr>
-              <w:t>{{duration</w:t>
+              <w:t>{{duration}}</w:t>
             </w:r>
             <w:r>
               <w:rPr>
@@ -2050,7 +2050,7 @@
                 <w:sz w:val="20"/>
                 <w:szCs w:val="20"/>
               </w:rPr>
-              <w:t xml:space="preserve">}}  </w:t>
+              <w:t xml:space="preserve" w:space="preserve">  </w:t>
             </w:r>
           </w:p>
         </w:tc>
@@ -2480,7 +2480,7 @@
                 <w:sz w:val="20"/>
                 <w:szCs w:val="20"/>
               </w:rPr>
-              <w:t>{{price</w:t>
+              <w:t>{{price}}</w:t>
             </w:r>
             <w:r>
               <w:rPr>
@@ -2488,7 +2488,7 @@
                 <w:sz w:val="20"/>
                 <w:szCs w:val="20"/>
               </w:rPr>
-              <w:t xml:space="preserve">}}  </w:t>
+              <w:t xml:space="preserve" w:space="preserve">  </w:t>
             </w:r>
           </w:p>
         </w:tc>
@@ -2553,7 +2553,7 @@
                 <w:sz w:val="20"/>
                 <w:szCs w:val="20"/>
               </w:rPr>
-              <w:t>{{commissionRate</w:t>
+              <w:t>{{commissionRate}}</w:t>
             </w:r>
             <w:r>
               <w:rPr>
@@ -2561,7 +2561,7 @@
                 <w:sz w:val="20"/>
                 <w:szCs w:val="20"/>
               </w:rPr>
-              <w:t xml:space="preserve">}}  </w:t>
+              <w:t xml:space="preserve" w:space="preserve">  </w:t>
             </w:r>
           </w:p>
         </w:tc>
@@ -2625,7 +2625,7 @@
                 <w:sz w:val="20"/>
                 <w:szCs w:val="20"/>
               </w:rPr>
-              <w:t>{{commissionAmount</w:t>
+              <w:t>{{commissionAmount}}</w:t>
             </w:r>
             <w:r>
               <w:rPr>
@@ -2633,7 +2633,7 @@
                 <w:sz w:val="20"/>
                 <w:szCs w:val="20"/>
               </w:rPr>
-              <w:t xml:space="preserve">}}  </w:t>
+              <w:t xml:space="preserve" w:space="preserve">  </w:t>
             </w:r>
           </w:p>
         </w:tc>
@@ -2925,16 +2925,16 @@
           <w:szCs w:val="20"/>
           <w:lang w:val="mn-MN"/>
         </w:rPr>
-        <w:t>{{duration</w:t>
-      </w:r>
-      <w:r>
-        <w:rPr>
-          <w:rFonts w:ascii="Times New Roman" w:hAnsi="Times New Roman" w:cs="Times New Roman"/>
-          <w:sz w:val="20"/>
-          <w:szCs w:val="20"/>
-          <w:lang w:val="mn-MN"/>
-        </w:rPr>
-        <w:t xml:space="preserve">}}  </w:t>
+        <w:t>{{duration}}</w:t>
+      </w:r>
+      <w:r>
+        <w:rPr>
+          <w:rFonts w:ascii="Times New Roman" w:hAnsi="Times New Roman" w:cs="Times New Roman"/>
+          <w:sz w:val="20"/>
+          <w:szCs w:val="20"/>
+          <w:lang w:val="mn-MN"/>
+        </w:rPr>
+        <w:t xml:space="preserve" w:space="preserve">  </w:t>
       </w:r>
       <w:r>
         <w:rPr>
@@ -2961,16 +2961,16 @@
           <w:szCs w:val="20"/>
           <w:lang w:val="mn-MN"/>
         </w:rPr>
-        <w:t>{{startDate</w:t>
-      </w:r>
-      <w:r>
-        <w:rPr>
-          <w:rFonts w:ascii="Times New Roman" w:hAnsi="Times New Roman" w:cs="Times New Roman"/>
-          <w:sz w:val="20"/>
-          <w:szCs w:val="20"/>
-          <w:lang w:val="mn-MN"/>
-        </w:rPr>
-        <w:t xml:space="preserve">}}  </w:t>
+        <w:t>{{startDate}}</w:t>
+      </w:r>
+      <w:r>
+        <w:rPr>
+          <w:rFonts w:ascii="Times New Roman" w:hAnsi="Times New Roman" w:cs="Times New Roman"/>
+          <w:sz w:val="20"/>
+          <w:szCs w:val="20"/>
+          <w:lang w:val="mn-MN"/>
+        </w:rPr>
+        <w:t xml:space="preserve" w:space="preserve">  </w:t>
       </w:r>
       <w:r>
         <w:rPr>
@@ -3015,16 +3015,16 @@
           <w:szCs w:val="20"/>
           <w:lang w:val="mn-MN"/>
         </w:rPr>
-        <w:t>{{endDate</w:t>
-      </w:r>
-      <w:r>
-        <w:rPr>
-          <w:rFonts w:ascii="Times New Roman" w:hAnsi="Times New Roman" w:cs="Times New Roman"/>
-          <w:sz w:val="20"/>
-          <w:szCs w:val="20"/>
-          <w:lang w:val="mn-MN"/>
-        </w:rPr>
-        <w:t xml:space="preserve">}}  </w:t>
+        <w:t>{{endDate}}</w:t>
+      </w:r>
+      <w:r>
+        <w:rPr>
+          <w:rFonts w:ascii="Times New Roman" w:hAnsi="Times New Roman" w:cs="Times New Roman"/>
+          <w:sz w:val="20"/>
+          <w:szCs w:val="20"/>
+          <w:lang w:val="mn-MN"/>
+        </w:rPr>
+        <w:t xml:space="preserve" w:space="preserve">  </w:t>
       </w:r>
       <w:r>
         <w:rPr>
@@ -7696,15 +7696,15 @@
           <w:b/>
           <w:lang w:val="mn-MN"/>
         </w:rPr>
-        <w:t>{{name</w:t>
-      </w:r>
-      <w:r>
-        <w:rPr>
-          <w:rFonts w:ascii="Times New Roman" w:hAnsi="Times New Roman" w:cs="Times New Roman"/>
-          <w:b/>
-          <w:lang w:val="mn-MN"/>
-        </w:rPr>
-        <w:t xml:space="preserve">}}  </w:t>
+        <w:t>{{name}}</w:t>
+      </w:r>
+      <w:r>
+        <w:rPr>
+          <w:rFonts w:ascii="Times New Roman" w:hAnsi="Times New Roman" w:cs="Times New Roman"/>
+          <w:b/>
+          <w:lang w:val="mn-MN"/>
+        </w:rPr>
+        <w:t xml:space="preserve" w:space="preserve">  </w:t>
       </w:r>
       <w:r>
         <w:rPr>
@@ -7806,7 +7806,7 @@
           <w:szCs w:val="22"/>
           <w:lang w:val="mn-MN"/>
         </w:rPr>
-        <w:t>{{register</w:t>
+        <w:t>{{register}}</w:t>
       </w:r>
       <w:r>
         <w:rPr>
@@ -7816,7 +7816,7 @@
           <w:szCs w:val="22"/>
           <w:lang w:val="mn-MN"/>
         </w:rPr>
-        <w:t xml:space="preserve">}}  </w:t>
+        <w:t xml:space="preserve" w:space="preserve">  </w:t>
       </w:r>
     </w:p>
     <w:p>
@@ -7862,7 +7862,7 @@
           <w:szCs w:val="22"/>
           <w:lang w:val="mn-MN"/>
         </w:rPr>
-        <w:t>{{residentialAddress</w:t>
+        <w:t>{{residentialAddress}}</w:t>
       </w:r>
       <w:r>
         <w:rPr>
@@ -7872,7 +7872,7 @@
           <w:szCs w:val="22"/>
           <w:lang w:val="mn-MN"/>
         </w:rPr>
-        <w:t xml:space="preserve">}}  </w:t>
+        <w:t xml:space="preserve" w:space="preserve">  </w:t>
       </w:r>
     </w:p>
     <w:p>
@@ -7908,7 +7908,7 @@
           <w:szCs w:val="19"/>
           <w:lang w:val="mn-MN"/>
         </w:rPr>
-        <w:t>{{email</w:t>
+        <w:t>{{email}}</w:t>
       </w:r>
       <w:r>
         <w:rPr>
@@ -7918,7 +7918,7 @@
           <w:szCs w:val="19"/>
           <w:lang w:val="mn-MN"/>
         </w:rPr>
-        <w:t xml:space="preserve">}}  </w:t>
+        <w:t xml:space="preserve" w:space="preserve">  </w:t>
       </w:r>
     </w:p>
     <w:p>
@@ -7964,7 +7964,7 @@
           <w:szCs w:val="22"/>
           <w:lang w:val="mn-MN"/>
         </w:rPr>
-        <w:t>{{phone</w:t>
+        <w:t>{{phone}}</w:t>
       </w:r>
       <w:r>
         <w:rPr>
@@ -7974,7 +7974,7 @@
           <w:szCs w:val="22"/>
           <w:lang w:val="mn-MN"/>
         </w:rPr>
-        <w:t xml:space="preserve">}}  </w:t>
+        <w:t xml:space="preserve" w:space="preserve">  </w:t>
       </w:r>
     </w:p>
     <w:p>
@@ -8120,7 +8120,7 @@
           <w:szCs w:val="22"/>
           <w:lang w:val="mn-MN"/>
         </w:rPr>
-        <w:t>{{name2</w:t>
+        <w:t>{{name2}}</w:t>
       </w:r>
       <w:r>
         <w:rPr>
@@ -8130,7 +8130,7 @@
           <w:szCs w:val="22"/>
           <w:lang w:val="mn-MN"/>
         </w:rPr>
-        <w:t xml:space="preserve">}}  </w:t>
+        <w:t xml:space="preserve" w:space="preserve">  </w:t>
       </w:r>
       <w:r>
         <w:rPr>
@@ -8217,15 +8217,15 @@
           <w:b/>
           <w:lang w:val="mn-MN"/>
         </w:rPr>
-        <w:t>{{register2</w:t>
-      </w:r>
-      <w:r>
-        <w:rPr>
-          <w:rFonts w:ascii="Times New Roman" w:hAnsi="Times New Roman" w:cs="Times New Roman"/>
-          <w:b/>
-          <w:lang w:val="mn-MN"/>
-        </w:rPr>
-        <w:t xml:space="preserve">}}  </w:t>
+        <w:t>{{register2}}</w:t>
+      </w:r>
+      <w:r>
+        <w:rPr>
+          <w:rFonts w:ascii="Times New Roman" w:hAnsi="Times New Roman" w:cs="Times New Roman"/>
+          <w:b/>
+          <w:lang w:val="mn-MN"/>
+        </w:rPr>
+        <w:t xml:space="preserve" w:space="preserve">  </w:t>
       </w:r>
     </w:p>
     <w:p>
@@ -8603,15 +8603,15 @@
           <w:b/>
           <w:lang w:val="mn-MN"/>
         </w:rPr>
-        <w:t>{{register2</w:t>
-      </w:r>
-      <w:r>
-        <w:rPr>
-          <w:rFonts w:ascii="Times New Roman" w:hAnsi="Times New Roman" w:cs="Times New Roman"/>
-          <w:b/>
-          <w:lang w:val="mn-MN"/>
-        </w:rPr>
-        <w:t xml:space="preserve">}}  </w:t>
+        <w:t>{{register2}}</w:t>
+      </w:r>
+      <w:r>
+        <w:rPr>
+          <w:rFonts w:ascii="Times New Roman" w:hAnsi="Times New Roman" w:cs="Times New Roman"/>
+          <w:b/>
+          <w:lang w:val="mn-MN"/>
+        </w:rPr>
+        <w:t xml:space="preserve" w:space="preserve">  </w:t>
       </w:r>
       <w:r>
         <w:rPr>
